--- a/Java Summary/Exception_Assertion_Loggings_Debugging.docx
+++ b/Java Summary/Exception_Assertion_Loggings_Debugging.docx
@@ -829,7 +829,6 @@
         </w:rPr>
         <w:t> that gives rise to an unchecked exception (in this case, an </w:t>
       </w:r>
-      <w:proofErr w:type="spellStart"/>
       <w:r>
         <w:rPr>
           <w:rStyle w:val="HTMLCode"/>
@@ -840,7 +839,6 @@
         </w:rPr>
         <w:t>ArrayIndexOutOfBoundsException</w:t>
       </w:r>
-      <w:proofErr w:type="spellEnd"/>
       <w:r>
         <w:rPr>
           <w:rFonts w:ascii="Segoe UI" w:hAnsi="Segoe UI" w:cs="Segoe UI"/>
@@ -3424,15 +3422,6 @@
           <w:szCs w:val="24"/>
         </w:rPr>
       </w:pPr>
-    </w:p>
-    <w:p>
-      <w:pPr>
-        <w:rPr>
-          <w:rFonts w:ascii="Segoe UI" w:hAnsi="Segoe UI" w:cs="Segoe UI"/>
-          <w:sz w:val="24"/>
-          <w:szCs w:val="24"/>
-        </w:rPr>
-      </w:pPr>
       <w:proofErr w:type="gramStart"/>
       <w:r>
         <w:rPr>
@@ -3964,51 +3953,51 @@
           <w:sz w:val="24"/>
           <w:szCs w:val="24"/>
         </w:rPr>
+        <w:t>   </w:t>
+      </w:r>
+      <w:proofErr w:type="spellStart"/>
+      <w:proofErr w:type="gramStart"/>
+      <w:r>
+        <w:rPr>
+          <w:rFonts w:ascii="Segoe UI" w:hAnsi="Segoe UI" w:cs="Segoe UI"/>
+          <w:color w:val="000000"/>
+          <w:sz w:val="24"/>
+          <w:szCs w:val="24"/>
+        </w:rPr>
+        <w:t>in.close</w:t>
+      </w:r>
+      <w:proofErr w:type="spellEnd"/>
+      <w:proofErr w:type="gramEnd"/>
+      <w:r>
+        <w:rPr>
+          <w:rFonts w:ascii="Segoe UI" w:hAnsi="Segoe UI" w:cs="Segoe UI"/>
+          <w:color w:val="000000"/>
+          <w:sz w:val="24"/>
+          <w:szCs w:val="24"/>
+        </w:rPr>
+        <w:t>();</w:t>
+      </w:r>
+    </w:p>
+    <w:p>
+      <w:pPr>
+        <w:pStyle w:val="HTMLPreformatted"/>
+        <w:spacing w:before="20" w:after="20" w:line="360" w:lineRule="atLeast"/>
+        <w:ind w:left="720"/>
+        <w:rPr>
+          <w:rFonts w:ascii="Segoe UI" w:hAnsi="Segoe UI" w:cs="Segoe UI"/>
+          <w:color w:val="000000"/>
+          <w:sz w:val="24"/>
+          <w:szCs w:val="24"/>
+        </w:rPr>
+      </w:pPr>
+      <w:r>
+        <w:rPr>
+          <w:rFonts w:ascii="Segoe UI" w:hAnsi="Segoe UI" w:cs="Segoe UI"/>
+          <w:color w:val="000000"/>
+          <w:sz w:val="24"/>
+          <w:szCs w:val="24"/>
+        </w:rPr>
         <w:lastRenderedPageBreak/>
-        <w:t>   </w:t>
-      </w:r>
-      <w:proofErr w:type="spellStart"/>
-      <w:proofErr w:type="gramStart"/>
-      <w:r>
-        <w:rPr>
-          <w:rFonts w:ascii="Segoe UI" w:hAnsi="Segoe UI" w:cs="Segoe UI"/>
-          <w:color w:val="000000"/>
-          <w:sz w:val="24"/>
-          <w:szCs w:val="24"/>
-        </w:rPr>
-        <w:t>in.close</w:t>
-      </w:r>
-      <w:proofErr w:type="spellEnd"/>
-      <w:proofErr w:type="gramEnd"/>
-      <w:r>
-        <w:rPr>
-          <w:rFonts w:ascii="Segoe UI" w:hAnsi="Segoe UI" w:cs="Segoe UI"/>
-          <w:color w:val="000000"/>
-          <w:sz w:val="24"/>
-          <w:szCs w:val="24"/>
-        </w:rPr>
-        <w:t>();</w:t>
-      </w:r>
-    </w:p>
-    <w:p>
-      <w:pPr>
-        <w:pStyle w:val="HTMLPreformatted"/>
-        <w:spacing w:before="20" w:after="20" w:line="360" w:lineRule="atLeast"/>
-        <w:ind w:left="720"/>
-        <w:rPr>
-          <w:rFonts w:ascii="Segoe UI" w:hAnsi="Segoe UI" w:cs="Segoe UI"/>
-          <w:color w:val="000000"/>
-          <w:sz w:val="24"/>
-          <w:szCs w:val="24"/>
-        </w:rPr>
-      </w:pPr>
-      <w:r>
-        <w:rPr>
-          <w:rFonts w:ascii="Segoe UI" w:hAnsi="Segoe UI" w:cs="Segoe UI"/>
-          <w:color w:val="000000"/>
-          <w:sz w:val="24"/>
-          <w:szCs w:val="24"/>
-        </w:rPr>
         <w:t>}</w:t>
       </w:r>
     </w:p>
@@ -4816,28 +4805,28 @@
           <w:sz w:val="24"/>
           <w:szCs w:val="24"/>
         </w:rPr>
+        <w:t>Stack s;</w:t>
+      </w:r>
+    </w:p>
+    <w:p>
+      <w:pPr>
+        <w:pStyle w:val="HTMLPreformatted"/>
+        <w:spacing w:before="20" w:after="20" w:line="360" w:lineRule="atLeast"/>
+        <w:rPr>
+          <w:rFonts w:ascii="Segoe UI" w:hAnsi="Segoe UI" w:cs="Segoe UI"/>
+          <w:color w:val="000000"/>
+          <w:sz w:val="24"/>
+          <w:szCs w:val="24"/>
+        </w:rPr>
+      </w:pPr>
+      <w:r>
+        <w:rPr>
+          <w:rFonts w:ascii="Segoe UI" w:hAnsi="Segoe UI" w:cs="Segoe UI"/>
+          <w:color w:val="000000"/>
+          <w:sz w:val="24"/>
+          <w:szCs w:val="24"/>
+        </w:rPr>
         <w:lastRenderedPageBreak/>
-        <w:t>Stack s;</w:t>
-      </w:r>
-    </w:p>
-    <w:p>
-      <w:pPr>
-        <w:pStyle w:val="HTMLPreformatted"/>
-        <w:spacing w:before="20" w:after="20" w:line="360" w:lineRule="atLeast"/>
-        <w:rPr>
-          <w:rFonts w:ascii="Segoe UI" w:hAnsi="Segoe UI" w:cs="Segoe UI"/>
-          <w:color w:val="000000"/>
-          <w:sz w:val="24"/>
-          <w:szCs w:val="24"/>
-        </w:rPr>
-      </w:pPr>
-      <w:r>
-        <w:rPr>
-          <w:rFonts w:ascii="Segoe UI" w:hAnsi="Segoe UI" w:cs="Segoe UI"/>
-          <w:color w:val="000000"/>
-          <w:sz w:val="24"/>
-          <w:szCs w:val="24"/>
-        </w:rPr>
         <w:t>for (</w:t>
       </w:r>
       <w:proofErr w:type="spellStart"/>
@@ -5789,28 +5778,28 @@
           <w:sz w:val="24"/>
           <w:szCs w:val="24"/>
         </w:rPr>
+        <w:t>   // problem writing to file</w:t>
+      </w:r>
+    </w:p>
+    <w:p>
+      <w:pPr>
+        <w:pStyle w:val="HTMLPreformatted"/>
+        <w:spacing w:before="20" w:after="20" w:line="360" w:lineRule="atLeast"/>
+        <w:rPr>
+          <w:rFonts w:ascii="Segoe UI" w:hAnsi="Segoe UI" w:cs="Segoe UI"/>
+          <w:color w:val="000000"/>
+          <w:sz w:val="24"/>
+          <w:szCs w:val="24"/>
+        </w:rPr>
+      </w:pPr>
+      <w:r>
+        <w:rPr>
+          <w:rFonts w:ascii="Segoe UI" w:hAnsi="Segoe UI" w:cs="Segoe UI"/>
+          <w:color w:val="000000"/>
+          <w:sz w:val="24"/>
+          <w:szCs w:val="24"/>
+        </w:rPr>
         <w:lastRenderedPageBreak/>
-        <w:t>   // problem writing to file</w:t>
-      </w:r>
-    </w:p>
-    <w:p>
-      <w:pPr>
-        <w:pStyle w:val="HTMLPreformatted"/>
-        <w:spacing w:before="20" w:after="20" w:line="360" w:lineRule="atLeast"/>
-        <w:rPr>
-          <w:rFonts w:ascii="Segoe UI" w:hAnsi="Segoe UI" w:cs="Segoe UI"/>
-          <w:color w:val="000000"/>
-          <w:sz w:val="24"/>
-          <w:szCs w:val="24"/>
-        </w:rPr>
-      </w:pPr>
-      <w:r>
-        <w:rPr>
-          <w:rFonts w:ascii="Segoe UI" w:hAnsi="Segoe UI" w:cs="Segoe UI"/>
-          <w:color w:val="000000"/>
-          <w:sz w:val="24"/>
-          <w:szCs w:val="24"/>
-        </w:rPr>
         <w:t>}</w:t>
       </w:r>
     </w:p>
@@ -6245,16 +6234,13 @@
         </w:rPr>
         <w:t> list of your method. You do not want to put it in the</w:t>
       </w:r>
-    </w:p>
-    <w:p>
-      <w:pPr>
-        <w:pStyle w:val="NormalWeb"/>
-        <w:spacing w:before="240" w:beforeAutospacing="0" w:after="240" w:afterAutospacing="0"/>
-        <w:rPr>
-          <w:rFonts w:ascii="Segoe UI" w:hAnsi="Segoe UI" w:cs="Segoe UI"/>
-          <w:color w:val="000000"/>
-        </w:rPr>
-      </w:pPr>
+      <w:r>
+        <w:rPr>
+          <w:rFonts w:ascii="Segoe UI" w:hAnsi="Segoe UI" w:cs="Segoe UI"/>
+          <w:color w:val="000000"/>
+        </w:rPr>
+        <w:t xml:space="preserve"> </w:t>
+      </w:r>
       <w:r>
         <w:rPr>
           <w:rStyle w:val="HTMLCode"/>
@@ -7031,7 +7017,7 @@
     <w:p>
       <w:pPr>
         <w:pStyle w:val="numbern"/>
-        <w:spacing w:before="72" w:beforeAutospacing="0" w:after="72" w:afterAutospacing="0"/>
+        <w:spacing w:before="72" w:beforeAutospacing="0" w:after="0" w:afterAutospacing="0"/>
         <w:ind w:firstLine="400"/>
         <w:rPr>
           <w:rFonts w:ascii="Segoe UI" w:hAnsi="Segoe UI" w:cs="Segoe UI"/>

--- a/Java Summary/Exception_Assertion_Loggings_Debugging.docx
+++ b/Java Summary/Exception_Assertion_Loggings_Debugging.docx
@@ -610,19 +610,8 @@
           <w:sz w:val="24"/>
           <w:szCs w:val="24"/>
         </w:rPr>
-        <w:t xml:space="preserve">An out-of-bounds array </w:t>
-      </w:r>
-      <w:proofErr w:type="gramStart"/>
-      <w:r>
-        <w:rPr>
-          <w:rFonts w:ascii="Segoe UI" w:hAnsi="Segoe UI" w:cs="Segoe UI"/>
-          <w:color w:val="000000"/>
-          <w:sz w:val="24"/>
-          <w:szCs w:val="24"/>
-        </w:rPr>
-        <w:t>access</w:t>
-      </w:r>
-      <w:proofErr w:type="gramEnd"/>
+        <w:t>An out-of-bounds array access</w:t>
+      </w:r>
     </w:p>
     <w:p>
       <w:pPr>
@@ -642,19 +631,8 @@
           <w:sz w:val="24"/>
           <w:szCs w:val="24"/>
         </w:rPr>
-        <w:t xml:space="preserve">A null pointer </w:t>
-      </w:r>
-      <w:proofErr w:type="gramStart"/>
-      <w:r>
-        <w:rPr>
-          <w:rFonts w:ascii="Segoe UI" w:hAnsi="Segoe UI" w:cs="Segoe UI"/>
-          <w:color w:val="000000"/>
-          <w:sz w:val="24"/>
-          <w:szCs w:val="24"/>
-        </w:rPr>
-        <w:t>access</w:t>
-      </w:r>
-      <w:proofErr w:type="gramEnd"/>
+        <w:t>A null pointer access</w:t>
+      </w:r>
     </w:p>
     <w:p>
       <w:pPr>
@@ -809,7 +787,6 @@
         </w:rPr>
         <w:t>You make a programming error, such as </w:t>
       </w:r>
-      <w:proofErr w:type="gramStart"/>
       <w:r>
         <w:rPr>
           <w:rStyle w:val="HTMLCode"/>
@@ -818,18 +795,7 @@
           <w:sz w:val="24"/>
           <w:szCs w:val="24"/>
         </w:rPr>
-        <w:t>a[</w:t>
-      </w:r>
-      <w:proofErr w:type="gramEnd"/>
-      <w:r>
-        <w:rPr>
-          <w:rStyle w:val="HTMLCode"/>
-          <w:rFonts w:ascii="Segoe UI" w:hAnsi="Segoe UI" w:cs="Segoe UI"/>
-          <w:color w:val="000000"/>
-          <w:sz w:val="24"/>
-          <w:szCs w:val="24"/>
-        </w:rPr>
-        <w:t>-1] = 0</w:t>
+        <w:t>a[-1] = 0</w:t>
       </w:r>
       <w:r>
         <w:rPr>
@@ -1164,27 +1130,7 @@
           <w:sz w:val="24"/>
           <w:szCs w:val="24"/>
         </w:rPr>
-        <w:t xml:space="preserve">public void </w:t>
-      </w:r>
-      <w:proofErr w:type="gramStart"/>
-      <w:r>
-        <w:rPr>
-          <w:rFonts w:ascii="Segoe UI" w:hAnsi="Segoe UI" w:cs="Segoe UI"/>
-          <w:color w:val="000000"/>
-          <w:sz w:val="24"/>
-          <w:szCs w:val="24"/>
-        </w:rPr>
-        <w:t>read(</w:t>
-      </w:r>
-      <w:proofErr w:type="gramEnd"/>
-      <w:r>
-        <w:rPr>
-          <w:rFonts w:ascii="Segoe UI" w:hAnsi="Segoe UI" w:cs="Segoe UI"/>
-          <w:color w:val="000000"/>
-          <w:sz w:val="24"/>
-          <w:szCs w:val="24"/>
-        </w:rPr>
-        <w:t>String filename)</w:t>
+        <w:t>public void read(String filename)</w:t>
       </w:r>
       <w:r>
         <w:rPr>
@@ -1363,7 +1309,6 @@
         <w:t xml:space="preserve">      while ((b = </w:t>
       </w:r>
       <w:proofErr w:type="spellStart"/>
-      <w:proofErr w:type="gramStart"/>
       <w:r>
         <w:rPr>
           <w:rFonts w:ascii="Segoe UI" w:hAnsi="Segoe UI" w:cs="Segoe UI"/>
@@ -1374,7 +1319,6 @@
         <w:t>in.read</w:t>
       </w:r>
       <w:proofErr w:type="spellEnd"/>
-      <w:proofErr w:type="gramEnd"/>
       <w:r>
         <w:rPr>
           <w:rFonts w:ascii="Segoe UI" w:hAnsi="Segoe UI" w:cs="Segoe UI"/>
@@ -1581,7 +1525,6 @@
         <w:t>      </w:t>
       </w:r>
       <w:proofErr w:type="spellStart"/>
-      <w:proofErr w:type="gramStart"/>
       <w:r>
         <w:rPr>
           <w:rFonts w:ascii="Segoe UI" w:hAnsi="Segoe UI" w:cs="Segoe UI"/>
@@ -1592,7 +1535,6 @@
         <w:t>exception.printStackTrace</w:t>
       </w:r>
       <w:proofErr w:type="spellEnd"/>
-      <w:proofErr w:type="gramEnd"/>
       <w:r>
         <w:rPr>
           <w:rFonts w:ascii="Segoe UI" w:hAnsi="Segoe UI" w:cs="Segoe UI"/>
@@ -2292,7 +2234,6 @@
         </w:rPr>
       </w:pPr>
       <w:proofErr w:type="spellStart"/>
-      <w:proofErr w:type="gramStart"/>
       <w:r>
         <w:rPr>
           <w:rFonts w:ascii="Segoe UI" w:hAnsi="Segoe UI" w:cs="Segoe UI"/>
@@ -2303,7 +2244,6 @@
         <w:t>e.getMessage</w:t>
       </w:r>
       <w:proofErr w:type="spellEnd"/>
-      <w:proofErr w:type="gramEnd"/>
       <w:r>
         <w:rPr>
           <w:rFonts w:ascii="Segoe UI" w:hAnsi="Segoe UI" w:cs="Segoe UI"/>
@@ -2345,7 +2285,6 @@
         </w:rPr>
       </w:pPr>
       <w:proofErr w:type="spellStart"/>
-      <w:proofErr w:type="gramStart"/>
       <w:r>
         <w:rPr>
           <w:rFonts w:ascii="Segoe UI" w:hAnsi="Segoe UI" w:cs="Segoe UI"/>
@@ -2356,7 +2295,6 @@
         <w:t>e.getClass</w:t>
       </w:r>
       <w:proofErr w:type="spellEnd"/>
-      <w:proofErr w:type="gramEnd"/>
       <w:r>
         <w:rPr>
           <w:rFonts w:ascii="Segoe UI" w:hAnsi="Segoe UI" w:cs="Segoe UI"/>
@@ -3067,7 +3005,6 @@
         <w:t xml:space="preserve">   var e = new </w:t>
       </w:r>
       <w:proofErr w:type="spellStart"/>
-      <w:proofErr w:type="gramStart"/>
       <w:r>
         <w:rPr>
           <w:rFonts w:ascii="Segoe UI" w:hAnsi="Segoe UI" w:cs="Segoe UI"/>
@@ -3085,17 +3022,7 @@
           <w:sz w:val="24"/>
           <w:szCs w:val="24"/>
         </w:rPr>
-        <w:t>(</w:t>
-      </w:r>
-      <w:proofErr w:type="gramEnd"/>
-      <w:r>
-        <w:rPr>
-          <w:rFonts w:ascii="Segoe UI" w:hAnsi="Segoe UI" w:cs="Segoe UI"/>
-          <w:color w:val="000000"/>
-          <w:sz w:val="24"/>
-          <w:szCs w:val="24"/>
-        </w:rPr>
-        <w:t>'database error');</w:t>
+        <w:t>('database error');</w:t>
       </w:r>
     </w:p>
     <w:p>
@@ -3120,7 +3047,6 @@
         <w:t>   </w:t>
       </w:r>
       <w:proofErr w:type="spellStart"/>
-      <w:proofErr w:type="gramStart"/>
       <w:r>
         <w:rPr>
           <w:rFonts w:ascii="Segoe UI" w:hAnsi="Segoe UI" w:cs="Segoe UI"/>
@@ -3131,7 +3057,6 @@
         <w:t>e.initCause</w:t>
       </w:r>
       <w:proofErr w:type="spellEnd"/>
-      <w:proofErr w:type="gramEnd"/>
       <w:r>
         <w:rPr>
           <w:rFonts w:ascii="Segoe UI" w:hAnsi="Segoe UI" w:cs="Segoe UI"/>
@@ -3304,7 +3229,6 @@
           <w:szCs w:val="24"/>
         </w:rPr>
       </w:pPr>
-      <w:proofErr w:type="gramStart"/>
       <w:r>
         <w:rPr>
           <w:rFonts w:ascii="Segoe UI" w:hAnsi="Segoe UI" w:cs="Segoe UI"/>
@@ -3312,16 +3236,7 @@
           <w:szCs w:val="24"/>
         </w:rPr>
         <w:lastRenderedPageBreak/>
-        <w:t>Finally</w:t>
-      </w:r>
-      <w:proofErr w:type="gramEnd"/>
-      <w:r>
-        <w:rPr>
-          <w:rFonts w:ascii="Segoe UI" w:hAnsi="Segoe UI" w:cs="Segoe UI"/>
-          <w:sz w:val="24"/>
-          <w:szCs w:val="24"/>
-        </w:rPr>
-        <w:t xml:space="preserve"> clause</w:t>
+        <w:t>Finally clause</w:t>
       </w:r>
     </w:p>
     <w:p>
@@ -3444,7 +3359,6 @@
         <w:t xml:space="preserve">var in = new </w:t>
       </w:r>
       <w:proofErr w:type="spellStart"/>
-      <w:proofErr w:type="gramStart"/>
       <w:r>
         <w:rPr>
           <w:rFonts w:ascii="Segoe UI" w:hAnsi="Segoe UI" w:cs="Segoe UI"/>
@@ -3462,17 +3376,7 @@
           <w:sz w:val="24"/>
           <w:szCs w:val="24"/>
         </w:rPr>
-        <w:t>(</w:t>
-      </w:r>
-      <w:proofErr w:type="gramEnd"/>
-      <w:r>
-        <w:rPr>
-          <w:rFonts w:ascii="Segoe UI" w:hAnsi="Segoe UI" w:cs="Segoe UI"/>
-          <w:color w:val="000000"/>
-          <w:sz w:val="24"/>
-          <w:szCs w:val="24"/>
-        </w:rPr>
-        <w:t>. . .);</w:t>
+        <w:t>(. . .);</w:t>
       </w:r>
     </w:p>
     <w:p>
@@ -3658,19 +3562,8 @@
           <w:sz w:val="24"/>
           <w:szCs w:val="24"/>
         </w:rPr>
-        <w:t xml:space="preserve"> </w:t>
-      </w:r>
-      <w:proofErr w:type="gramStart"/>
-      <w:r>
-        <w:rPr>
-          <w:rFonts w:ascii="Segoe UI" w:hAnsi="Segoe UI" w:cs="Segoe UI"/>
-          <w:color w:val="000000"/>
-          <w:sz w:val="24"/>
-          <w:szCs w:val="24"/>
-        </w:rPr>
-        <w:t>e){</w:t>
-      </w:r>
-      <w:proofErr w:type="gramEnd"/>
+        <w:t xml:space="preserve"> e){</w:t>
+      </w:r>
     </w:p>
     <w:p>
       <w:pPr>
@@ -3860,7 +3753,6 @@
         <w:t>   </w:t>
       </w:r>
       <w:proofErr w:type="spellStart"/>
-      <w:proofErr w:type="gramStart"/>
       <w:r>
         <w:rPr>
           <w:rFonts w:ascii="Segoe UI" w:hAnsi="Segoe UI" w:cs="Segoe UI"/>
@@ -3871,7 +3763,6 @@
         <w:t>in.close</w:t>
       </w:r>
       <w:proofErr w:type="spellEnd"/>
-      <w:proofErr w:type="gramEnd"/>
       <w:r>
         <w:rPr>
           <w:rFonts w:ascii="Segoe UI" w:hAnsi="Segoe UI" w:cs="Segoe UI"/>
@@ -4122,7 +4013,6 @@
         <w:t xml:space="preserve">public static int </w:t>
       </w:r>
       <w:proofErr w:type="spellStart"/>
-      <w:proofErr w:type="gramStart"/>
       <w:r>
         <w:rPr>
           <w:rFonts w:ascii="Courier" w:hAnsi="Courier"/>
@@ -4140,17 +4030,7 @@
           <w:sz w:val="28"/>
           <w:szCs w:val="28"/>
         </w:rPr>
-        <w:t>(</w:t>
-      </w:r>
-      <w:proofErr w:type="gramEnd"/>
-      <w:r>
-        <w:rPr>
-          <w:rFonts w:ascii="Courier" w:hAnsi="Courier"/>
-          <w:color w:val="000000"/>
-          <w:sz w:val="28"/>
-          <w:szCs w:val="28"/>
-        </w:rPr>
-        <w:t>String s)</w:t>
+        <w:t>(String s)</w:t>
       </w:r>
     </w:p>
     <w:p>
@@ -4664,37 +4544,17 @@
           <w:sz w:val="24"/>
           <w:szCs w:val="24"/>
         </w:rPr>
-        <w:t xml:space="preserve">if </w:t>
-      </w:r>
-      <w:proofErr w:type="gramStart"/>
-      <w:r>
-        <w:rPr>
-          <w:rFonts w:ascii="Segoe UI" w:hAnsi="Segoe UI" w:cs="Segoe UI"/>
-          <w:color w:val="000000"/>
-          <w:sz w:val="24"/>
-          <w:szCs w:val="24"/>
-        </w:rPr>
-        <w:t>(!</w:t>
-      </w:r>
-      <w:proofErr w:type="spellStart"/>
-      <w:r>
-        <w:rPr>
-          <w:rFonts w:ascii="Segoe UI" w:hAnsi="Segoe UI" w:cs="Segoe UI"/>
-          <w:color w:val="000000"/>
-          <w:sz w:val="24"/>
-          <w:szCs w:val="24"/>
-        </w:rPr>
-        <w:t>s</w:t>
-      </w:r>
-      <w:proofErr w:type="gramEnd"/>
-      <w:r>
-        <w:rPr>
-          <w:rFonts w:ascii="Segoe UI" w:hAnsi="Segoe UI" w:cs="Segoe UI"/>
-          <w:color w:val="000000"/>
-          <w:sz w:val="24"/>
-          <w:szCs w:val="24"/>
-        </w:rPr>
-        <w:t>.empty</w:t>
+        <w:t>if (!</w:t>
+      </w:r>
+      <w:proofErr w:type="spellStart"/>
+      <w:r>
+        <w:rPr>
+          <w:rFonts w:ascii="Segoe UI" w:hAnsi="Segoe UI" w:cs="Segoe UI"/>
+          <w:color w:val="000000"/>
+          <w:sz w:val="24"/>
+          <w:szCs w:val="24"/>
+        </w:rPr>
+        <w:t>s.empty</w:t>
       </w:r>
       <w:proofErr w:type="spellEnd"/>
       <w:r>
@@ -4826,7 +4686,6 @@
         <w:t>   </w:t>
       </w:r>
       <w:proofErr w:type="spellStart"/>
-      <w:proofErr w:type="gramStart"/>
       <w:r>
         <w:rPr>
           <w:rFonts w:ascii="Segoe UI" w:hAnsi="Segoe UI" w:cs="Segoe UI"/>
@@ -4844,49 +4703,28 @@
           <w:sz w:val="24"/>
           <w:szCs w:val="24"/>
         </w:rPr>
-        <w:t>(</w:t>
-      </w:r>
-      <w:proofErr w:type="gramEnd"/>
-      <w:r>
-        <w:rPr>
-          <w:rFonts w:ascii="Segoe UI" w:hAnsi="Segoe UI" w:cs="Segoe UI"/>
-          <w:color w:val="000000"/>
-          <w:sz w:val="24"/>
-          <w:szCs w:val="24"/>
-        </w:rPr>
-        <w:t>);</w:t>
-      </w:r>
-    </w:p>
-    <w:p>
-      <w:pPr>
-        <w:pStyle w:val="HTMLPreformatted"/>
-        <w:spacing w:before="20" w:after="20" w:line="360" w:lineRule="atLeast"/>
-        <w:rPr>
-          <w:rFonts w:ascii="Segoe UI" w:hAnsi="Segoe UI" w:cs="Segoe UI"/>
-          <w:color w:val="000000"/>
-          <w:sz w:val="24"/>
-          <w:szCs w:val="24"/>
-        </w:rPr>
-      </w:pPr>
-      <w:proofErr w:type="gramStart"/>
-      <w:r>
-        <w:rPr>
-          <w:rFonts w:ascii="Segoe UI" w:hAnsi="Segoe UI" w:cs="Segoe UI"/>
-          <w:color w:val="000000"/>
-          <w:sz w:val="24"/>
-          <w:szCs w:val="24"/>
-        </w:rPr>
-        <w:t>}catch</w:t>
-      </w:r>
-      <w:proofErr w:type="gramEnd"/>
-      <w:r>
-        <w:rPr>
-          <w:rFonts w:ascii="Segoe UI" w:hAnsi="Segoe UI" w:cs="Segoe UI"/>
-          <w:color w:val="000000"/>
-          <w:sz w:val="24"/>
-          <w:szCs w:val="24"/>
-        </w:rPr>
-        <w:t xml:space="preserve"> (</w:t>
+        <w:t>();</w:t>
+      </w:r>
+    </w:p>
+    <w:p>
+      <w:pPr>
+        <w:pStyle w:val="HTMLPreformatted"/>
+        <w:spacing w:before="20" w:after="20" w:line="360" w:lineRule="atLeast"/>
+        <w:rPr>
+          <w:rFonts w:ascii="Segoe UI" w:hAnsi="Segoe UI" w:cs="Segoe UI"/>
+          <w:color w:val="000000"/>
+          <w:sz w:val="24"/>
+          <w:szCs w:val="24"/>
+        </w:rPr>
+      </w:pPr>
+      <w:r>
+        <w:rPr>
+          <w:rFonts w:ascii="Segoe UI" w:hAnsi="Segoe UI" w:cs="Segoe UI"/>
+          <w:color w:val="000000"/>
+          <w:sz w:val="24"/>
+          <w:szCs w:val="24"/>
+        </w:rPr>
+        <w:t>}catch (</w:t>
       </w:r>
       <w:proofErr w:type="spellStart"/>
       <w:r>
@@ -5313,7 +5151,6 @@
         <w:t xml:space="preserve">      n = </w:t>
       </w:r>
       <w:proofErr w:type="spellStart"/>
-      <w:proofErr w:type="gramStart"/>
       <w:r>
         <w:rPr>
           <w:rFonts w:ascii="Segoe UI" w:hAnsi="Segoe UI" w:cs="Segoe UI"/>
@@ -5331,17 +5168,7 @@
           <w:sz w:val="24"/>
           <w:szCs w:val="24"/>
         </w:rPr>
-        <w:t>(</w:t>
-      </w:r>
-      <w:proofErr w:type="gramEnd"/>
-      <w:r>
-        <w:rPr>
-          <w:rFonts w:ascii="Segoe UI" w:hAnsi="Segoe UI" w:cs="Segoe UI"/>
-          <w:color w:val="000000"/>
-          <w:sz w:val="24"/>
-          <w:szCs w:val="24"/>
-        </w:rPr>
-        <w:t>);</w:t>
+        <w:t>();</w:t>
       </w:r>
     </w:p>
     <w:p>
@@ -5532,7 +5359,6 @@
         <w:t>      </w:t>
       </w:r>
       <w:proofErr w:type="spellStart"/>
-      <w:proofErr w:type="gramStart"/>
       <w:r>
         <w:rPr>
           <w:rFonts w:ascii="Segoe UI" w:hAnsi="Segoe UI" w:cs="Segoe UI"/>
@@ -5543,7 +5369,6 @@
         <w:t>out.writeInt</w:t>
       </w:r>
       <w:proofErr w:type="spellEnd"/>
-      <w:proofErr w:type="gramEnd"/>
       <w:r>
         <w:rPr>
           <w:rFonts w:ascii="Segoe UI" w:hAnsi="Segoe UI" w:cs="Segoe UI"/>
@@ -5899,19 +5724,8 @@
           <w:sz w:val="24"/>
           <w:szCs w:val="24"/>
         </w:rPr>
-        <w:t>++)</w:t>
-      </w:r>
-      <w:proofErr w:type="gramStart"/>
-      <w:r>
-        <w:rPr>
-          <w:rFonts w:ascii="Segoe UI" w:hAnsi="Segoe UI" w:cs="Segoe UI"/>
-          <w:color w:val="000000"/>
-          <w:sz w:val="24"/>
-          <w:szCs w:val="24"/>
-        </w:rPr>
-        <w:t>   {</w:t>
-      </w:r>
-      <w:proofErr w:type="gramEnd"/>
+        <w:t>++)   {</w:t>
+      </w:r>
     </w:p>
     <w:p>
       <w:pPr>
@@ -5934,7 +5748,6 @@
         <w:t xml:space="preserve">      n = </w:t>
       </w:r>
       <w:proofErr w:type="spellStart"/>
-      <w:proofErr w:type="gramStart"/>
       <w:r>
         <w:rPr>
           <w:rFonts w:ascii="Segoe UI" w:hAnsi="Segoe UI" w:cs="Segoe UI"/>
@@ -5952,17 +5765,7 @@
           <w:sz w:val="24"/>
           <w:szCs w:val="24"/>
         </w:rPr>
-        <w:t>(</w:t>
-      </w:r>
-      <w:proofErr w:type="gramEnd"/>
-      <w:r>
-        <w:rPr>
-          <w:rFonts w:ascii="Segoe UI" w:hAnsi="Segoe UI" w:cs="Segoe UI"/>
-          <w:color w:val="000000"/>
-          <w:sz w:val="24"/>
-          <w:szCs w:val="24"/>
-        </w:rPr>
-        <w:t>);</w:t>
+        <w:t>();</w:t>
       </w:r>
     </w:p>
     <w:p>
@@ -5986,7 +5789,6 @@
         <w:t>      </w:t>
       </w:r>
       <w:proofErr w:type="spellStart"/>
-      <w:proofErr w:type="gramStart"/>
       <w:r>
         <w:rPr>
           <w:rFonts w:ascii="Segoe UI" w:hAnsi="Segoe UI" w:cs="Segoe UI"/>
@@ -5997,7 +5799,6 @@
         <w:t>out.writeInt</w:t>
       </w:r>
       <w:proofErr w:type="spellEnd"/>
-      <w:proofErr w:type="gramEnd"/>
       <w:r>
         <w:rPr>
           <w:rFonts w:ascii="Segoe UI" w:hAnsi="Segoe UI" w:cs="Segoe UI"/>
@@ -6607,23 +6408,7 @@
           <w:rFonts w:ascii="Segoe UI" w:hAnsi="Segoe UI" w:cs="Segoe UI"/>
           <w:color w:val="000000"/>
         </w:rPr>
-        <w:t xml:space="preserve"> list because then the compiler will whine about all the methods that call your method. </w:t>
-      </w:r>
-      <w:proofErr w:type="gramStart"/>
-      <w:r>
-        <w:rPr>
-          <w:rFonts w:ascii="Segoe UI" w:hAnsi="Segoe UI" w:cs="Segoe UI"/>
-          <w:color w:val="000000"/>
-        </w:rPr>
-        <w:t>So</w:t>
-      </w:r>
-      <w:proofErr w:type="gramEnd"/>
-      <w:r>
-        <w:rPr>
-          <w:rFonts w:ascii="Segoe UI" w:hAnsi="Segoe UI" w:cs="Segoe UI"/>
-          <w:color w:val="000000"/>
-        </w:rPr>
-        <w:t xml:space="preserve"> you just shut it up:</w:t>
+        <w:t> list because then the compiler will whine about all the methods that call your method. So you just shut it up:</w:t>
       </w:r>
     </w:p>
     <w:p>
@@ -6648,7 +6433,6 @@
         <w:t xml:space="preserve">public Image </w:t>
       </w:r>
       <w:proofErr w:type="spellStart"/>
-      <w:proofErr w:type="gramStart"/>
       <w:r>
         <w:rPr>
           <w:rFonts w:ascii="Segoe UI" w:hAnsi="Segoe UI" w:cs="Segoe UI"/>
@@ -6666,17 +6450,7 @@
           <w:sz w:val="24"/>
           <w:szCs w:val="24"/>
         </w:rPr>
-        <w:t>(</w:t>
-      </w:r>
-      <w:proofErr w:type="gramEnd"/>
-      <w:r>
-        <w:rPr>
-          <w:rFonts w:ascii="Segoe UI" w:hAnsi="Segoe UI" w:cs="Segoe UI"/>
-          <w:color w:val="000000"/>
-          <w:sz w:val="24"/>
-          <w:szCs w:val="24"/>
-        </w:rPr>
-        <w:t>String s)</w:t>
+        <w:t>(String s)</w:t>
       </w:r>
     </w:p>
     <w:p>
@@ -6812,27 +6586,7 @@
           <w:sz w:val="24"/>
           <w:szCs w:val="24"/>
         </w:rPr>
-        <w:t xml:space="preserve">   catch (Exception </w:t>
-      </w:r>
-      <w:proofErr w:type="gramStart"/>
-      <w:r>
-        <w:rPr>
-          <w:rFonts w:ascii="Segoe UI" w:hAnsi="Segoe UI" w:cs="Segoe UI"/>
-          <w:color w:val="000000"/>
-          <w:sz w:val="24"/>
-          <w:szCs w:val="24"/>
-        </w:rPr>
-        <w:t>e)   </w:t>
-      </w:r>
-      <w:proofErr w:type="gramEnd"/>
-      <w:r>
-        <w:rPr>
-          <w:rFonts w:ascii="Segoe UI" w:hAnsi="Segoe UI" w:cs="Segoe UI"/>
-          <w:color w:val="000000"/>
-          <w:sz w:val="24"/>
-          <w:szCs w:val="24"/>
-        </w:rPr>
-        <w:t>   {} // so there</w:t>
+        <w:t>   catch (Exception e)      {} // so there</w:t>
       </w:r>
     </w:p>
     <w:p>
@@ -7141,7 +6895,6 @@
         <w:t xml:space="preserve">public void </w:t>
       </w:r>
       <w:proofErr w:type="spellStart"/>
-      <w:proofErr w:type="gramStart"/>
       <w:r>
         <w:rPr>
           <w:rFonts w:ascii="Segoe UI" w:hAnsi="Segoe UI" w:cs="Segoe UI"/>
@@ -7159,17 +6912,7 @@
           <w:sz w:val="24"/>
           <w:szCs w:val="24"/>
         </w:rPr>
-        <w:t>(</w:t>
-      </w:r>
-      <w:proofErr w:type="gramEnd"/>
-      <w:r>
-        <w:rPr>
-          <w:rFonts w:ascii="Segoe UI" w:hAnsi="Segoe UI" w:cs="Segoe UI"/>
-          <w:color w:val="000000"/>
-          <w:sz w:val="24"/>
-          <w:szCs w:val="24"/>
-        </w:rPr>
-        <w:t xml:space="preserve">String filename) throws </w:t>
+        <w:t xml:space="preserve">(String filename) throws </w:t>
       </w:r>
       <w:proofErr w:type="spellStart"/>
       <w:r>
@@ -7234,7 +6977,6 @@
         <w:t xml:space="preserve">   var in = new </w:t>
       </w:r>
       <w:proofErr w:type="spellStart"/>
-      <w:proofErr w:type="gramStart"/>
       <w:r>
         <w:rPr>
           <w:rFonts w:ascii="Segoe UI" w:hAnsi="Segoe UI" w:cs="Segoe UI"/>
@@ -7252,17 +6994,7 @@
           <w:sz w:val="24"/>
           <w:szCs w:val="24"/>
         </w:rPr>
-        <w:t>(</w:t>
-      </w:r>
-      <w:proofErr w:type="gramEnd"/>
-      <w:r>
-        <w:rPr>
-          <w:rFonts w:ascii="Segoe UI" w:hAnsi="Segoe UI" w:cs="Segoe UI"/>
-          <w:color w:val="000000"/>
-          <w:sz w:val="24"/>
-          <w:szCs w:val="24"/>
-        </w:rPr>
-        <w:t>filename, StandardCharsets.UTF_8);</w:t>
+        <w:t>(filename, StandardCharsets.UTF_8);</w:t>
       </w:r>
     </w:p>
     <w:p>
@@ -7535,7 +7267,6 @@
         <w:t xml:space="preserve">public void </w:t>
       </w:r>
       <w:proofErr w:type="spellStart"/>
-      <w:proofErr w:type="gramStart"/>
       <w:r>
         <w:rPr>
           <w:rFonts w:ascii="Segoe UI" w:hAnsi="Segoe UI" w:cs="Segoe UI"/>
@@ -7553,17 +7284,7 @@
           <w:sz w:val="24"/>
           <w:szCs w:val="24"/>
         </w:rPr>
-        <w:t>(</w:t>
-      </w:r>
-      <w:proofErr w:type="gramEnd"/>
-      <w:r>
-        <w:rPr>
-          <w:rFonts w:ascii="Segoe UI" w:hAnsi="Segoe UI" w:cs="Segoe UI"/>
-          <w:color w:val="000000"/>
-          <w:sz w:val="24"/>
-          <w:szCs w:val="24"/>
-        </w:rPr>
-        <w:t xml:space="preserve">int position, Object </w:t>
+        <w:t xml:space="preserve">(int position, Object </w:t>
       </w:r>
       <w:proofErr w:type="spellStart"/>
       <w:r>
@@ -7648,7 +7369,6 @@
         <w:t xml:space="preserve">(position, </w:t>
       </w:r>
       <w:proofErr w:type="spellStart"/>
-      <w:proofErr w:type="gramStart"/>
       <w:r>
         <w:rPr>
           <w:rFonts w:ascii="Segoe UI" w:hAnsi="Segoe UI" w:cs="Segoe UI"/>
@@ -7659,7 +7379,6 @@
         <w:t>data.length</w:t>
       </w:r>
       <w:proofErr w:type="spellEnd"/>
-      <w:proofErr w:type="gramEnd"/>
       <w:r>
         <w:rPr>
           <w:rFonts w:ascii="Segoe UI" w:hAnsi="Segoe UI" w:cs="Segoe UI"/>
@@ -7955,147 +7674,110 @@
           <w:sz w:val="24"/>
           <w:szCs w:val="24"/>
         </w:rPr>
-        <w:t xml:space="preserve">if (x &lt; 0) throw new </w:t>
-      </w:r>
-      <w:proofErr w:type="spellStart"/>
-      <w:proofErr w:type="gramStart"/>
-      <w:r>
-        <w:rPr>
-          <w:rFonts w:ascii="Segoe UI" w:hAnsi="Segoe UI" w:cs="Segoe UI"/>
-          <w:color w:val="000000"/>
-          <w:sz w:val="24"/>
-          <w:szCs w:val="24"/>
-        </w:rPr>
-        <w:t>IllegalArgumentException</w:t>
-      </w:r>
-      <w:proofErr w:type="spellEnd"/>
-      <w:r>
-        <w:rPr>
-          <w:rFonts w:ascii="Segoe UI" w:hAnsi="Segoe UI" w:cs="Segoe UI"/>
-          <w:color w:val="000000"/>
-          <w:sz w:val="24"/>
-          <w:szCs w:val="24"/>
-        </w:rPr>
-        <w:t>(</w:t>
-      </w:r>
-      <w:proofErr w:type="gramEnd"/>
-      <w:r>
-        <w:rPr>
-          <w:rFonts w:ascii="Segoe UI" w:hAnsi="Segoe UI" w:cs="Segoe UI"/>
-          <w:color w:val="000000"/>
-          <w:sz w:val="24"/>
-          <w:szCs w:val="24"/>
-        </w:rPr>
-        <w:t>'x &lt; 0');</w:t>
-      </w:r>
-    </w:p>
-    <w:p>
-      <w:pPr>
-        <w:pStyle w:val="numbern"/>
+        <w:t xml:space="preserve">assert </w:t>
+      </w:r>
+      <w:r>
+        <w:rPr>
+          <w:rStyle w:val="roman"/>
+          <w:rFonts w:ascii="Segoe UI" w:hAnsi="Segoe UI" w:cs="Segoe UI"/>
+          <w:i/>
+          <w:iCs/>
+          <w:color w:val="000000"/>
+          <w:sz w:val="24"/>
+          <w:szCs w:val="24"/>
+        </w:rPr>
+        <w:t>condition</w:t>
+      </w:r>
+      <w:r>
+        <w:rPr>
+          <w:rFonts w:ascii="Segoe UI" w:hAnsi="Segoe UI" w:cs="Segoe UI"/>
+          <w:color w:val="000000"/>
+          <w:sz w:val="24"/>
+          <w:szCs w:val="24"/>
+        </w:rPr>
+        <w:t>;</w:t>
+      </w:r>
+      <w:r>
+        <w:rPr>
+          <w:rFonts w:ascii="Segoe UI" w:hAnsi="Segoe UI" w:cs="Segoe UI"/>
+          <w:color w:val="000000"/>
+          <w:sz w:val="24"/>
+          <w:szCs w:val="24"/>
+        </w:rPr>
+        <w:t xml:space="preserve"> </w:t>
+      </w:r>
+      <w:r>
+        <w:rPr>
+          <w:rFonts w:ascii="Segoe UI" w:hAnsi="Segoe UI" w:cs="Segoe UI"/>
+          <w:color w:val="000000"/>
+          <w:sz w:val="24"/>
+          <w:szCs w:val="24"/>
+        </w:rPr>
+        <w:sym w:font="Wingdings" w:char="F0E0"/>
+      </w:r>
+      <w:r>
+        <w:rPr>
+          <w:rFonts w:ascii="Segoe UI" w:hAnsi="Segoe UI" w:cs="Segoe UI"/>
+          <w:color w:val="000000"/>
+          <w:sz w:val="24"/>
+          <w:szCs w:val="24"/>
+        </w:rPr>
+        <w:t xml:space="preserve"> evaluate the condition and throw an </w:t>
+      </w:r>
+      <w:proofErr w:type="spellStart"/>
+      <w:r>
+        <w:rPr>
+          <w:rStyle w:val="HTMLCode"/>
+          <w:rFonts w:ascii="Segoe UI" w:hAnsi="Segoe UI" w:cs="Segoe UI"/>
+          <w:color w:val="000000"/>
+          <w:sz w:val="24"/>
+          <w:szCs w:val="24"/>
+        </w:rPr>
+        <w:t>AssertionError</w:t>
+      </w:r>
+      <w:proofErr w:type="spellEnd"/>
+      <w:r>
+        <w:rPr>
+          <w:rFonts w:ascii="Segoe UI" w:hAnsi="Segoe UI" w:cs="Segoe UI"/>
+          <w:color w:val="000000"/>
+          <w:sz w:val="24"/>
+          <w:szCs w:val="24"/>
+        </w:rPr>
+        <w:t> if it is </w:t>
+      </w:r>
+      <w:r>
+        <w:rPr>
+          <w:rStyle w:val="HTMLCode"/>
+          <w:rFonts w:ascii="Segoe UI" w:hAnsi="Segoe UI" w:cs="Segoe UI"/>
+          <w:color w:val="000000"/>
+          <w:sz w:val="24"/>
+          <w:szCs w:val="24"/>
+        </w:rPr>
+        <w:t>false</w:t>
+      </w:r>
+    </w:p>
+    <w:p>
+      <w:pPr>
+        <w:pStyle w:val="HTMLPreformatted"/>
         <w:numPr>
           <w:ilvl w:val="0"/>
           <w:numId w:val="2"/>
         </w:numPr>
-        <w:spacing w:before="72" w:beforeAutospacing="0" w:after="72" w:afterAutospacing="0"/>
-        <w:rPr>
-          <w:rFonts w:ascii="Segoe UI" w:hAnsi="Segoe UI" w:cs="Segoe UI"/>
-          <w:color w:val="000000"/>
-        </w:rPr>
-      </w:pPr>
-      <w:r>
-        <w:rPr>
-          <w:rFonts w:ascii="Segoe UI" w:hAnsi="Segoe UI" w:cs="Segoe UI"/>
-          <w:color w:val="000000"/>
-        </w:rPr>
-        <w:t>Still, you want to double-check rather than allow confusing “not a number” floating-point values creep into your computation. You could, of course, throw an exception</w:t>
-      </w:r>
-    </w:p>
-    <w:p>
-      <w:pPr>
-        <w:pStyle w:val="numbern"/>
-        <w:numPr>
-          <w:ilvl w:val="0"/>
-          <w:numId w:val="2"/>
-        </w:numPr>
-        <w:spacing w:before="72" w:beforeAutospacing="0" w:after="72" w:afterAutospacing="0"/>
-        <w:rPr>
-          <w:rFonts w:ascii="Segoe UI" w:hAnsi="Segoe UI" w:cs="Segoe UI"/>
-          <w:color w:val="000000"/>
-        </w:rPr>
-      </w:pPr>
-      <w:r>
-        <w:rPr>
-          <w:rFonts w:ascii="Segoe UI" w:hAnsi="Segoe UI" w:cs="Segoe UI"/>
-          <w:color w:val="000000"/>
-        </w:rPr>
-        <w:t>But this code stays in the program, even after testing is complete. If you have lots of checks of this kind, the program may run quite a bit slower than it should.</w:t>
-      </w:r>
-    </w:p>
-    <w:p>
-      <w:pPr>
-        <w:pStyle w:val="numbern"/>
-        <w:numPr>
-          <w:ilvl w:val="0"/>
-          <w:numId w:val="2"/>
-        </w:numPr>
-        <w:spacing w:before="72" w:beforeAutospacing="0" w:after="72" w:afterAutospacing="0"/>
-        <w:rPr>
-          <w:rFonts w:ascii="Segoe UI" w:hAnsi="Segoe UI" w:cs="Segoe UI"/>
-          <w:color w:val="000000"/>
-        </w:rPr>
-      </w:pPr>
-      <w:r>
-        <w:rPr>
-          <w:rFonts w:ascii="Segoe UI" w:hAnsi="Segoe UI" w:cs="Segoe UI"/>
-          <w:color w:val="000000"/>
-        </w:rPr>
-        <w:t>The assertion mechanism allows you to put in checks during testing and to have them automatically removed in the production code.</w:t>
-      </w:r>
-    </w:p>
-    <w:p>
-      <w:pPr>
-        <w:pStyle w:val="numbern"/>
-        <w:numPr>
-          <w:ilvl w:val="0"/>
-          <w:numId w:val="2"/>
-        </w:numPr>
-        <w:spacing w:before="72" w:beforeAutospacing="0" w:after="72" w:afterAutospacing="0"/>
-        <w:rPr>
-          <w:rFonts w:ascii="Segoe UI" w:hAnsi="Segoe UI" w:cs="Segoe UI"/>
-          <w:color w:val="000000"/>
-        </w:rPr>
-      </w:pPr>
-      <w:r>
-        <w:rPr>
-          <w:rFonts w:ascii="Segoe UI" w:hAnsi="Segoe UI" w:cs="Segoe UI"/>
-          <w:color w:val="000000"/>
-        </w:rPr>
-        <w:t>Two forms of assertions</w:t>
-      </w:r>
-    </w:p>
-    <w:p>
-      <w:pPr>
-        <w:pStyle w:val="HTMLPreformatted"/>
-        <w:numPr>
-          <w:ilvl w:val="0"/>
-          <w:numId w:val="2"/>
-        </w:numPr>
-        <w:spacing w:before="20" w:after="20" w:line="360" w:lineRule="atLeast"/>
-        <w:rPr>
-          <w:rFonts w:ascii="Segoe UI" w:hAnsi="Segoe UI" w:cs="Segoe UI"/>
-          <w:color w:val="000000"/>
-          <w:sz w:val="24"/>
-          <w:szCs w:val="24"/>
-        </w:rPr>
-      </w:pPr>
-      <w:r>
-        <w:rPr>
-          <w:rFonts w:ascii="Segoe UI" w:hAnsi="Segoe UI" w:cs="Segoe UI"/>
-          <w:color w:val="000000"/>
-          <w:sz w:val="24"/>
-          <w:szCs w:val="24"/>
-        </w:rPr>
-        <w:lastRenderedPageBreak/>
+        <w:spacing w:before="20" w:after="20" w:line="360" w:lineRule="atLeast"/>
+        <w:rPr>
+          <w:rFonts w:ascii="Segoe UI" w:hAnsi="Segoe UI" w:cs="Segoe UI"/>
+          <w:color w:val="000000"/>
+          <w:sz w:val="24"/>
+          <w:szCs w:val="24"/>
+        </w:rPr>
+      </w:pPr>
+      <w:r>
+        <w:rPr>
+          <w:rFonts w:ascii="Segoe UI" w:hAnsi="Segoe UI" w:cs="Segoe UI"/>
+          <w:color w:val="000000"/>
+          <w:sz w:val="24"/>
+          <w:szCs w:val="24"/>
+        </w:rPr>
         <w:t xml:space="preserve">assert </w:t>
       </w:r>
       <w:r>
@@ -8117,92 +7799,8 @@
           <w:sz w:val="24"/>
           <w:szCs w:val="24"/>
         </w:rPr>
-        <w:t>;</w:t>
-      </w:r>
-      <w:r>
-        <w:rPr>
-          <w:rFonts w:ascii="Segoe UI" w:hAnsi="Segoe UI" w:cs="Segoe UI"/>
-          <w:color w:val="000000"/>
-          <w:sz w:val="24"/>
-          <w:szCs w:val="24"/>
-        </w:rPr>
-        <w:t xml:space="preserve"> </w:t>
-      </w:r>
-      <w:r>
-        <w:rPr>
-          <w:rFonts w:ascii="Segoe UI" w:hAnsi="Segoe UI" w:cs="Segoe UI"/>
-          <w:color w:val="000000"/>
-          <w:sz w:val="24"/>
-          <w:szCs w:val="24"/>
-        </w:rPr>
-        <w:sym w:font="Wingdings" w:char="F0E0"/>
-      </w:r>
-      <w:r>
-        <w:rPr>
-          <w:rFonts w:ascii="Segoe UI" w:hAnsi="Segoe UI" w:cs="Segoe UI"/>
-          <w:color w:val="000000"/>
-          <w:sz w:val="24"/>
-          <w:szCs w:val="24"/>
-        </w:rPr>
-        <w:t xml:space="preserve"> evaluate the condition and throw an </w:t>
-      </w:r>
-      <w:proofErr w:type="spellStart"/>
-      <w:r>
-        <w:rPr>
-          <w:rStyle w:val="HTMLCode"/>
-          <w:rFonts w:ascii="Segoe UI" w:hAnsi="Segoe UI" w:cs="Segoe UI"/>
-          <w:color w:val="000000"/>
-          <w:sz w:val="24"/>
-          <w:szCs w:val="24"/>
-        </w:rPr>
-        <w:t>AssertionError</w:t>
-      </w:r>
-      <w:proofErr w:type="spellEnd"/>
-      <w:r>
-        <w:rPr>
-          <w:rFonts w:ascii="Segoe UI" w:hAnsi="Segoe UI" w:cs="Segoe UI"/>
-          <w:color w:val="000000"/>
-          <w:sz w:val="24"/>
-          <w:szCs w:val="24"/>
-        </w:rPr>
-        <w:t> if it is </w:t>
-      </w:r>
-      <w:r>
-        <w:rPr>
-          <w:rStyle w:val="HTMLCode"/>
-          <w:rFonts w:ascii="Segoe UI" w:hAnsi="Segoe UI" w:cs="Segoe UI"/>
-          <w:color w:val="000000"/>
-          <w:sz w:val="24"/>
-          <w:szCs w:val="24"/>
-        </w:rPr>
-        <w:t>false</w:t>
-      </w:r>
-    </w:p>
-    <w:p>
-      <w:pPr>
-        <w:pStyle w:val="HTMLPreformatted"/>
-        <w:numPr>
-          <w:ilvl w:val="0"/>
-          <w:numId w:val="2"/>
-        </w:numPr>
-        <w:spacing w:before="20" w:after="20" w:line="360" w:lineRule="atLeast"/>
-        <w:rPr>
-          <w:rFonts w:ascii="Segoe UI" w:hAnsi="Segoe UI" w:cs="Segoe UI"/>
-          <w:color w:val="000000"/>
-          <w:sz w:val="24"/>
-          <w:szCs w:val="24"/>
-        </w:rPr>
-      </w:pPr>
-      <w:r>
-        <w:rPr>
-          <w:rFonts w:ascii="Segoe UI" w:hAnsi="Segoe UI" w:cs="Segoe UI"/>
-          <w:color w:val="000000"/>
-          <w:sz w:val="24"/>
-          <w:szCs w:val="24"/>
-        </w:rPr>
-        <w:t xml:space="preserve">assert </w:t>
-      </w:r>
-      <w:proofErr w:type="gramStart"/>
+        <w:t xml:space="preserve"> : </w:t>
+      </w:r>
       <w:r>
         <w:rPr>
           <w:rStyle w:val="roman"/>
@@ -8213,18 +7811,17 @@
           <w:sz w:val="24"/>
           <w:szCs w:val="24"/>
         </w:rPr>
-        <w:t>condition</w:t>
-      </w:r>
-      <w:r>
-        <w:rPr>
-          <w:rFonts w:ascii="Segoe UI" w:hAnsi="Segoe UI" w:cs="Segoe UI"/>
-          <w:color w:val="000000"/>
-          <w:sz w:val="24"/>
-          <w:szCs w:val="24"/>
-        </w:rPr>
-        <w:t xml:space="preserve"> :</w:t>
-      </w:r>
-      <w:proofErr w:type="gramEnd"/>
+        <w:t>expression</w:t>
+      </w:r>
+      <w:r>
+        <w:rPr>
+          <w:rFonts w:ascii="Segoe UI" w:hAnsi="Segoe UI" w:cs="Segoe UI"/>
+          <w:color w:val="000000"/>
+          <w:sz w:val="24"/>
+          <w:szCs w:val="24"/>
+        </w:rPr>
+        <w:t>;</w:t>
+      </w:r>
       <w:r>
         <w:rPr>
           <w:rFonts w:ascii="Segoe UI" w:hAnsi="Segoe UI" w:cs="Segoe UI"/>
@@ -8236,36 +7833,6 @@
       </w:r>
       <w:r>
         <w:rPr>
-          <w:rStyle w:val="roman"/>
-          <w:rFonts w:ascii="Segoe UI" w:hAnsi="Segoe UI" w:cs="Segoe UI"/>
-          <w:i/>
-          <w:iCs/>
-          <w:color w:val="000000"/>
-          <w:sz w:val="24"/>
-          <w:szCs w:val="24"/>
-        </w:rPr>
-        <w:t>expression</w:t>
-      </w:r>
-      <w:r>
-        <w:rPr>
-          <w:rFonts w:ascii="Segoe UI" w:hAnsi="Segoe UI" w:cs="Segoe UI"/>
-          <w:color w:val="000000"/>
-          <w:sz w:val="24"/>
-          <w:szCs w:val="24"/>
-        </w:rPr>
-        <w:t>;</w:t>
-      </w:r>
-      <w:r>
-        <w:rPr>
-          <w:rFonts w:ascii="Segoe UI" w:hAnsi="Segoe UI" w:cs="Segoe UI"/>
-          <w:color w:val="000000"/>
-          <w:sz w:val="24"/>
-          <w:szCs w:val="24"/>
-        </w:rPr>
-        <w:t xml:space="preserve"> </w:t>
-      </w:r>
-      <w:r>
-        <w:rPr>
           <w:rFonts w:ascii="Segoe UI" w:hAnsi="Segoe UI" w:cs="Segoe UI"/>
           <w:color w:val="000000"/>
           <w:sz w:val="24"/>
@@ -8343,85 +7910,6 @@
         </w:rPr>
         <w:t> object and turned into a message string.</w:t>
       </w:r>
-    </w:p>
-    <w:p>
-      <w:pPr>
-        <w:pStyle w:val="numbern"/>
-        <w:numPr>
-          <w:ilvl w:val="0"/>
-          <w:numId w:val="2"/>
-        </w:numPr>
-        <w:spacing w:before="72" w:beforeAutospacing="0" w:after="72" w:afterAutospacing="0"/>
-        <w:rPr>
-          <w:rFonts w:ascii="Segoe UI" w:hAnsi="Segoe UI" w:cs="Segoe UI"/>
-          <w:color w:val="000000"/>
-        </w:rPr>
-      </w:pPr>
-      <w:r>
-        <w:rPr>
-          <w:rFonts w:ascii="Segoe UI" w:hAnsi="Segoe UI" w:cs="Segoe UI"/>
-          <w:color w:val="000000"/>
-        </w:rPr>
-        <w:t>Assertions Enabling and Disabling</w:t>
-      </w:r>
-    </w:p>
-    <w:p>
-      <w:pPr>
-        <w:pStyle w:val="numbern"/>
-        <w:spacing w:before="72" w:beforeAutospacing="0" w:after="72" w:afterAutospacing="0"/>
-        <w:ind w:left="1440"/>
-        <w:rPr>
-          <w:rFonts w:ascii="Segoe UI" w:hAnsi="Segoe UI" w:cs="Segoe UI"/>
-          <w:color w:val="000000"/>
-        </w:rPr>
-      </w:pPr>
-      <w:r>
-        <w:rPr>
-          <w:rFonts w:ascii="Segoe UI" w:hAnsi="Segoe UI" w:cs="Segoe UI"/>
-          <w:color w:val="000000"/>
-        </w:rPr>
-        <w:t xml:space="preserve">By </w:t>
-      </w:r>
-      <w:proofErr w:type="gramStart"/>
-      <w:r>
-        <w:rPr>
-          <w:rFonts w:ascii="Segoe UI" w:hAnsi="Segoe UI" w:cs="Segoe UI"/>
-          <w:color w:val="000000"/>
-        </w:rPr>
-        <w:t>default</w:t>
-      </w:r>
-      <w:proofErr w:type="gramEnd"/>
-      <w:r>
-        <w:rPr>
-          <w:rFonts w:ascii="Segoe UI" w:hAnsi="Segoe UI" w:cs="Segoe UI"/>
-          <w:color w:val="000000"/>
-        </w:rPr>
-        <w:t xml:space="preserve"> assertion is </w:t>
-      </w:r>
-      <w:r>
-        <w:rPr>
-          <w:rFonts w:ascii="Segoe UI" w:hAnsi="Segoe UI" w:cs="Segoe UI"/>
-          <w:color w:val="000000"/>
-        </w:rPr>
-        <w:sym w:font="Wingdings" w:char="F0E0"/>
-      </w:r>
-      <w:r>
-        <w:rPr>
-          <w:rFonts w:ascii="Segoe UI" w:hAnsi="Segoe UI" w:cs="Segoe UI"/>
-          <w:color w:val="000000"/>
-        </w:rPr>
-        <w:t xml:space="preserve"> disabled</w:t>
-      </w:r>
-    </w:p>
-    <w:p>
-      <w:pPr>
-        <w:pStyle w:val="numbern"/>
-        <w:spacing w:before="72" w:beforeAutospacing="0" w:after="72" w:afterAutospacing="0"/>
-        <w:rPr>
-          <w:rFonts w:ascii="Segoe UI" w:hAnsi="Segoe UI" w:cs="Segoe UI"/>
-          <w:color w:val="000000"/>
-        </w:rPr>
-      </w:pPr>
     </w:p>
     <w:p>
       <w:pPr>
@@ -8504,6 +7992,7 @@
           <w:rFonts w:ascii="Segoe UI" w:hAnsi="Segoe UI" w:cs="Segoe UI"/>
           <w:color w:val="000000"/>
         </w:rPr>
+        <w:lastRenderedPageBreak/>
         <w:t>• Logging</w:t>
       </w:r>
     </w:p>
@@ -8639,20 +8128,6 @@
     <w:p>
       <w:pPr>
         <w:pStyle w:val="NormalWeb"/>
-        <w:numPr>
-          <w:ilvl w:val="0"/>
-          <w:numId w:val="2"/>
-        </w:numPr>
-        <w:spacing w:before="240" w:beforeAutospacing="0" w:after="240" w:afterAutospacing="0"/>
-        <w:rPr>
-          <w:rFonts w:ascii="Segoe UI" w:hAnsi="Segoe UI" w:cs="Segoe UI"/>
-          <w:color w:val="000000"/>
-        </w:rPr>
-      </w:pPr>
-    </w:p>
-    <w:p>
-      <w:pPr>
-        <w:pStyle w:val="NormalWeb"/>
         <w:spacing w:before="240" w:beforeAutospacing="0" w:after="240" w:afterAutospacing="0"/>
         <w:rPr>
           <w:rFonts w:ascii="Segoe UI" w:hAnsi="Segoe UI" w:cs="Segoe UI"/>
@@ -8757,7 +8232,6 @@
           <w:rFonts w:ascii="Segoe UI" w:hAnsi="Segoe UI" w:cs="Segoe UI"/>
           <w:color w:val="000000"/>
         </w:rPr>
-        <w:lastRenderedPageBreak/>
         <w:t>• Both loggers and handlers can filter records. Filters can discard boring log entries, using any criteria supplied by the filter implementor.</w:t>
       </w:r>
     </w:p>
@@ -8797,7 +8271,6 @@
         <w:t>• Applications can use multiple loggers, with hierarchical names such as </w:t>
       </w:r>
       <w:proofErr w:type="spellStart"/>
-      <w:proofErr w:type="gramStart"/>
       <w:r>
         <w:rPr>
           <w:rStyle w:val="HTMLCode"/>
@@ -8806,18 +8279,7 @@
           <w:sz w:val="24"/>
           <w:szCs w:val="24"/>
         </w:rPr>
-        <w:t>com.mycompany</w:t>
-      </w:r>
-      <w:proofErr w:type="gramEnd"/>
-      <w:r>
-        <w:rPr>
-          <w:rStyle w:val="HTMLCode"/>
-          <w:rFonts w:ascii="Segoe UI" w:hAnsi="Segoe UI" w:cs="Segoe UI"/>
-          <w:color w:val="000000"/>
-          <w:sz w:val="24"/>
-          <w:szCs w:val="24"/>
-        </w:rPr>
-        <w:t>.myapp</w:t>
+        <w:t>com.mycompany.myapp</w:t>
       </w:r>
       <w:proofErr w:type="spellEnd"/>
       <w:r>
@@ -8944,10 +8406,201 @@
     <w:p>
       <w:pPr>
         <w:pStyle w:val="bullet"/>
+        <w:spacing w:before="120" w:beforeAutospacing="0" w:after="120" w:afterAutospacing="0"/>
+        <w:ind w:left="1440"/>
+        <w:rPr>
+          <w:rFonts w:ascii="Segoe UI" w:hAnsi="Segoe UI" w:cs="Segoe UI"/>
+          <w:color w:val="000000"/>
+        </w:rPr>
+      </w:pPr>
+    </w:p>
+    <w:p>
+      <w:pPr>
+        <w:pStyle w:val="bullet"/>
+        <w:spacing w:before="120" w:beforeAutospacing="0" w:after="120" w:afterAutospacing="0"/>
+        <w:rPr>
+          <w:rFonts w:ascii="Segoe UI" w:hAnsi="Segoe UI" w:cs="Segoe UI"/>
+          <w:color w:val="000000"/>
+        </w:rPr>
+      </w:pPr>
+      <w:r>
+        <w:rPr>
+          <w:rFonts w:ascii="Segoe UI" w:hAnsi="Segoe UI" w:cs="Segoe UI"/>
+          <w:color w:val="000000"/>
+        </w:rPr>
+        <w:lastRenderedPageBreak/>
+        <w:t>Localization</w:t>
+      </w:r>
+    </w:p>
+    <w:p>
+      <w:pPr>
+        <w:pStyle w:val="bullet"/>
+        <w:spacing w:before="120" w:beforeAutospacing="0" w:after="120" w:afterAutospacing="0"/>
+        <w:ind w:left="720"/>
+        <w:rPr>
+          <w:rFonts w:ascii="Segoe UI" w:hAnsi="Segoe UI" w:cs="Segoe UI"/>
+          <w:color w:val="000000"/>
+        </w:rPr>
+      </w:pPr>
+      <w:r>
+        <w:rPr>
+          <w:rFonts w:ascii="Segoe UI" w:hAnsi="Segoe UI" w:cs="Segoe UI"/>
+          <w:color w:val="000000"/>
+        </w:rPr>
+        <w:t>You may want to localize logging messages so that they are readable for international users.</w:t>
+      </w:r>
+    </w:p>
+    <w:p>
+      <w:pPr>
+        <w:pStyle w:val="bullet"/>
+        <w:spacing w:before="120" w:beforeAutospacing="0" w:after="120" w:afterAutospacing="0"/>
+        <w:rPr>
+          <w:rFonts w:ascii="Segoe UI" w:hAnsi="Segoe UI" w:cs="Segoe UI"/>
+          <w:color w:val="000000"/>
+        </w:rPr>
+      </w:pPr>
+      <w:r>
+        <w:rPr>
+          <w:rFonts w:ascii="Segoe UI" w:hAnsi="Segoe UI" w:cs="Segoe UI"/>
+          <w:color w:val="000000"/>
+        </w:rPr>
+        <w:t>Handlers</w:t>
+      </w:r>
+    </w:p>
+    <w:p>
+      <w:pPr>
+        <w:pStyle w:val="NormalWeb"/>
         <w:numPr>
           <w:ilvl w:val="0"/>
-          <w:numId w:val="2"/>
+          <w:numId w:val="5"/>
         </w:numPr>
+        <w:spacing w:before="240" w:beforeAutospacing="0" w:after="240" w:afterAutospacing="0"/>
+        <w:rPr>
+          <w:rFonts w:ascii="Segoe UI" w:hAnsi="Segoe UI" w:cs="Segoe UI"/>
+          <w:color w:val="000000"/>
+        </w:rPr>
+      </w:pPr>
+      <w:r>
+        <w:rPr>
+          <w:rFonts w:ascii="Segoe UI" w:hAnsi="Segoe UI" w:cs="Segoe UI"/>
+          <w:color w:val="000000"/>
+        </w:rPr>
+        <w:t>By default, loggers send records to a </w:t>
+      </w:r>
+      <w:proofErr w:type="spellStart"/>
+      <w:r>
+        <w:rPr>
+          <w:rStyle w:val="HTMLCode"/>
+          <w:rFonts w:ascii="Segoe UI" w:hAnsi="Segoe UI" w:cs="Segoe UI"/>
+          <w:color w:val="000000"/>
+          <w:sz w:val="24"/>
+          <w:szCs w:val="24"/>
+        </w:rPr>
+        <w:t>ConsoleHandler</w:t>
+      </w:r>
+      <w:proofErr w:type="spellEnd"/>
+      <w:r>
+        <w:rPr>
+          <w:rFonts w:ascii="Segoe UI" w:hAnsi="Segoe UI" w:cs="Segoe UI"/>
+          <w:color w:val="000000"/>
+        </w:rPr>
+        <w:t> that prints them to the </w:t>
+      </w:r>
+      <w:proofErr w:type="spellStart"/>
+      <w:r>
+        <w:rPr>
+          <w:rStyle w:val="HTMLCode"/>
+          <w:rFonts w:ascii="Segoe UI" w:hAnsi="Segoe UI" w:cs="Segoe UI"/>
+          <w:color w:val="000000"/>
+          <w:sz w:val="24"/>
+          <w:szCs w:val="24"/>
+        </w:rPr>
+        <w:t>System.err</w:t>
+      </w:r>
+      <w:proofErr w:type="spellEnd"/>
+      <w:r>
+        <w:rPr>
+          <w:rFonts w:ascii="Segoe UI" w:hAnsi="Segoe UI" w:cs="Segoe UI"/>
+          <w:color w:val="000000"/>
+        </w:rPr>
+        <w:t> stream. Specifically, the logger sends the record to the parent handler, and the ultimate ancestor (with name </w:t>
+      </w:r>
+      <w:r>
+        <w:rPr>
+          <w:rStyle w:val="HTMLCode"/>
+          <w:rFonts w:ascii="Segoe UI" w:hAnsi="Segoe UI" w:cs="Segoe UI"/>
+          <w:color w:val="000000"/>
+          <w:sz w:val="24"/>
+          <w:szCs w:val="24"/>
+        </w:rPr>
+        <w:t>''</w:t>
+      </w:r>
+      <w:r>
+        <w:rPr>
+          <w:rFonts w:ascii="Segoe UI" w:hAnsi="Segoe UI" w:cs="Segoe UI"/>
+          <w:color w:val="000000"/>
+        </w:rPr>
+        <w:t>) has a </w:t>
+      </w:r>
+      <w:proofErr w:type="spellStart"/>
+      <w:r>
+        <w:rPr>
+          <w:rStyle w:val="HTMLCode"/>
+          <w:rFonts w:ascii="Segoe UI" w:hAnsi="Segoe UI" w:cs="Segoe UI"/>
+          <w:color w:val="000000"/>
+          <w:sz w:val="24"/>
+          <w:szCs w:val="24"/>
+        </w:rPr>
+        <w:t>ConsoleHandler</w:t>
+      </w:r>
+      <w:proofErr w:type="spellEnd"/>
+      <w:r>
+        <w:rPr>
+          <w:rFonts w:ascii="Segoe UI" w:hAnsi="Segoe UI" w:cs="Segoe UI"/>
+          <w:color w:val="000000"/>
+        </w:rPr>
+        <w:t xml:space="preserve">. </w:t>
+      </w:r>
+    </w:p>
+    <w:p>
+      <w:pPr>
+        <w:pStyle w:val="NormalWeb"/>
+        <w:numPr>
+          <w:ilvl w:val="0"/>
+          <w:numId w:val="5"/>
+        </w:numPr>
+        <w:spacing w:before="240" w:beforeAutospacing="0" w:after="240" w:afterAutospacing="0"/>
+        <w:rPr>
+          <w:rFonts w:ascii="Segoe UI" w:hAnsi="Segoe UI" w:cs="Segoe UI"/>
+          <w:color w:val="000000"/>
+        </w:rPr>
+      </w:pPr>
+      <w:r>
+        <w:rPr>
+          <w:rFonts w:ascii="Segoe UI" w:hAnsi="Segoe UI" w:cs="Segoe UI"/>
+          <w:color w:val="000000"/>
+        </w:rPr>
+        <w:t>Like loggers, handlers have a logging level. For a record to be logged, its logging level must be above the threshold of </w:t>
+      </w:r>
+      <w:r>
+        <w:rPr>
+          <w:rStyle w:val="Emphasis"/>
+          <w:rFonts w:ascii="Segoe UI" w:hAnsi="Segoe UI" w:cs="Segoe UI"/>
+          <w:color w:val="000000"/>
+        </w:rPr>
+        <w:t>both</w:t>
+      </w:r>
+      <w:r>
+        <w:rPr>
+          <w:rFonts w:ascii="Segoe UI" w:hAnsi="Segoe UI" w:cs="Segoe UI"/>
+          <w:color w:val="000000"/>
+        </w:rPr>
+        <w:t> the logger and the handler. </w:t>
+      </w:r>
+    </w:p>
+    <w:p>
+      <w:pPr>
+        <w:pStyle w:val="bullet"/>
         <w:spacing w:before="120" w:beforeAutospacing="0" w:after="120" w:afterAutospacing="0"/>
         <w:rPr>
           <w:rFonts w:ascii="Segoe UI" w:hAnsi="Segoe UI" w:cs="Segoe UI"/>
@@ -8959,7 +8612,7 @@
           <w:rFonts w:ascii="Segoe UI" w:hAnsi="Segoe UI" w:cs="Segoe UI"/>
           <w:color w:val="000000"/>
         </w:rPr>
-        <w:t>Basic logging</w:t>
+        <w:t>Filters</w:t>
       </w:r>
     </w:p>
     <w:p>
@@ -8980,7 +8633,24 @@
           <w:rFonts w:ascii="Segoe UI" w:hAnsi="Segoe UI" w:cs="Segoe UI"/>
           <w:color w:val="000000"/>
         </w:rPr>
-        <w:t>Advanced logging</w:t>
+        <w:t>By default, records are filtered according to their logging levels. Each logger and handler can have an optional filter to perform additional filtering.</w:t>
+      </w:r>
+    </w:p>
+    <w:p>
+      <w:pPr>
+        <w:pStyle w:val="bullet"/>
+        <w:spacing w:before="120" w:beforeAutospacing="0" w:after="120" w:afterAutospacing="0"/>
+        <w:rPr>
+          <w:rFonts w:ascii="Segoe UI" w:hAnsi="Segoe UI" w:cs="Segoe UI"/>
+          <w:color w:val="000000"/>
+        </w:rPr>
+      </w:pPr>
+      <w:r>
+        <w:rPr>
+          <w:rFonts w:ascii="Segoe UI" w:hAnsi="Segoe UI" w:cs="Segoe UI"/>
+          <w:color w:val="000000"/>
+        </w:rPr>
+        <w:t>Formatters</w:t>
       </w:r>
     </w:p>
     <w:p>
@@ -9001,88 +8671,7 @@
           <w:rFonts w:ascii="Segoe UI" w:hAnsi="Segoe UI" w:cs="Segoe UI"/>
           <w:color w:val="000000"/>
         </w:rPr>
-        <w:t>Changing the Log Manager Configuration</w:t>
-      </w:r>
-    </w:p>
-    <w:p>
-      <w:pPr>
-        <w:pStyle w:val="bullet"/>
-        <w:numPr>
-          <w:ilvl w:val="0"/>
-          <w:numId w:val="2"/>
-        </w:numPr>
-        <w:spacing w:before="120" w:beforeAutospacing="0" w:after="120" w:afterAutospacing="0"/>
-        <w:rPr>
-          <w:rFonts w:ascii="Segoe UI" w:hAnsi="Segoe UI" w:cs="Segoe UI"/>
-          <w:color w:val="000000"/>
-        </w:rPr>
-      </w:pPr>
-      <w:r>
-        <w:rPr>
-          <w:rFonts w:ascii="Segoe UI" w:hAnsi="Segoe UI" w:cs="Segoe UI"/>
-          <w:color w:val="000000"/>
-        </w:rPr>
-        <w:t>Localization</w:t>
-      </w:r>
-    </w:p>
-    <w:p>
-      <w:pPr>
-        <w:pStyle w:val="bullet"/>
-        <w:spacing w:before="120" w:beforeAutospacing="0" w:after="120" w:afterAutospacing="0"/>
-        <w:ind w:left="1440"/>
-        <w:rPr>
-          <w:rFonts w:ascii="Segoe UI" w:hAnsi="Segoe UI" w:cs="Segoe UI"/>
-          <w:color w:val="000000"/>
-        </w:rPr>
-      </w:pPr>
-      <w:r>
-        <w:rPr>
-          <w:rFonts w:ascii="Segoe UI" w:hAnsi="Segoe UI" w:cs="Segoe UI"/>
-          <w:color w:val="000000"/>
-        </w:rPr>
-        <w:t>You may want to localize logging messages so that they are readable for international users.</w:t>
-      </w:r>
-    </w:p>
-    <w:p>
-      <w:pPr>
-        <w:pStyle w:val="bullet"/>
-        <w:numPr>
-          <w:ilvl w:val="0"/>
-          <w:numId w:val="2"/>
-        </w:numPr>
-        <w:spacing w:before="120" w:beforeAutospacing="0" w:after="120" w:afterAutospacing="0"/>
-        <w:rPr>
-          <w:rFonts w:ascii="Segoe UI" w:hAnsi="Segoe UI" w:cs="Segoe UI"/>
-          <w:color w:val="000000"/>
-        </w:rPr>
-      </w:pPr>
-      <w:r>
-        <w:rPr>
-          <w:rFonts w:ascii="Segoe UI" w:hAnsi="Segoe UI" w:cs="Segoe UI"/>
-          <w:color w:val="000000"/>
-        </w:rPr>
-        <w:t>Handlers</w:t>
-      </w:r>
-    </w:p>
-    <w:p>
-      <w:pPr>
-        <w:pStyle w:val="NormalWeb"/>
-        <w:numPr>
-          <w:ilvl w:val="0"/>
-          <w:numId w:val="5"/>
-        </w:numPr>
-        <w:spacing w:before="240" w:beforeAutospacing="0" w:after="240" w:afterAutospacing="0"/>
-        <w:rPr>
-          <w:rFonts w:ascii="Segoe UI" w:hAnsi="Segoe UI" w:cs="Segoe UI"/>
-          <w:color w:val="000000"/>
-        </w:rPr>
-      </w:pPr>
-      <w:r>
-        <w:rPr>
-          <w:rFonts w:ascii="Segoe UI" w:hAnsi="Segoe UI" w:cs="Segoe UI"/>
-          <w:color w:val="000000"/>
-        </w:rPr>
-        <w:t>By default, loggers send records to a </w:t>
+        <w:t>The </w:t>
       </w:r>
       <w:proofErr w:type="spellStart"/>
       <w:r>
@@ -9101,7 +8690,7 @@
           <w:rFonts w:ascii="Segoe UI" w:hAnsi="Segoe UI" w:cs="Segoe UI"/>
           <w:color w:val="000000"/>
         </w:rPr>
-        <w:t> that prints them to the </w:t>
+        <w:t> and </w:t>
       </w:r>
       <w:proofErr w:type="spellStart"/>
       <w:r>
@@ -9112,15 +8701,15 @@
           <w:sz w:val="24"/>
           <w:szCs w:val="24"/>
         </w:rPr>
-        <w:t>System.err</w:t>
-      </w:r>
-      <w:proofErr w:type="spellEnd"/>
-      <w:r>
-        <w:rPr>
-          <w:rFonts w:ascii="Segoe UI" w:hAnsi="Segoe UI" w:cs="Segoe UI"/>
-          <w:color w:val="000000"/>
-        </w:rPr>
-        <w:t> stream. Specifically, the logger sends the record to the parent handler, and the ultimate ancestor (with name </w:t>
+        <w:t>FileHandler</w:t>
+      </w:r>
+      <w:proofErr w:type="spellEnd"/>
+      <w:r>
+        <w:rPr>
+          <w:rFonts w:ascii="Segoe UI" w:hAnsi="Segoe UI" w:cs="Segoe UI"/>
+          <w:color w:val="000000"/>
+        </w:rPr>
+        <w:t> classes emit the log records in text and XML formats. However, you can define your own formats as well. You need to extend the </w:t>
       </w:r>
       <w:r>
         <w:rPr>
@@ -9130,297 +8719,6 @@
           <w:sz w:val="24"/>
           <w:szCs w:val="24"/>
         </w:rPr>
-        <w:t>''</w:t>
-      </w:r>
-      <w:r>
-        <w:rPr>
-          <w:rFonts w:ascii="Segoe UI" w:hAnsi="Segoe UI" w:cs="Segoe UI"/>
-          <w:color w:val="000000"/>
-        </w:rPr>
-        <w:t>) has a </w:t>
-      </w:r>
-      <w:proofErr w:type="spellStart"/>
-      <w:r>
-        <w:rPr>
-          <w:rStyle w:val="HTMLCode"/>
-          <w:rFonts w:ascii="Segoe UI" w:hAnsi="Segoe UI" w:cs="Segoe UI"/>
-          <w:color w:val="000000"/>
-          <w:sz w:val="24"/>
-          <w:szCs w:val="24"/>
-        </w:rPr>
-        <w:t>ConsoleHandler</w:t>
-      </w:r>
-      <w:proofErr w:type="spellEnd"/>
-      <w:r>
-        <w:rPr>
-          <w:rFonts w:ascii="Segoe UI" w:hAnsi="Segoe UI" w:cs="Segoe UI"/>
-          <w:color w:val="000000"/>
-        </w:rPr>
-        <w:t xml:space="preserve">. </w:t>
-      </w:r>
-    </w:p>
-    <w:p>
-      <w:pPr>
-        <w:pStyle w:val="NormalWeb"/>
-        <w:numPr>
-          <w:ilvl w:val="0"/>
-          <w:numId w:val="5"/>
-        </w:numPr>
-        <w:spacing w:before="240" w:beforeAutospacing="0" w:after="240" w:afterAutospacing="0"/>
-        <w:rPr>
-          <w:rFonts w:ascii="Segoe UI" w:hAnsi="Segoe UI" w:cs="Segoe UI"/>
-          <w:color w:val="000000"/>
-        </w:rPr>
-      </w:pPr>
-      <w:r>
-        <w:rPr>
-          <w:rFonts w:ascii="Segoe UI" w:hAnsi="Segoe UI" w:cs="Segoe UI"/>
-          <w:color w:val="000000"/>
-        </w:rPr>
-        <w:t>Like loggers, handlers have a logging level. For a record to be logged, its logging level must be above the threshold of </w:t>
-      </w:r>
-      <w:r>
-        <w:rPr>
-          <w:rStyle w:val="Emphasis"/>
-          <w:rFonts w:ascii="Segoe UI" w:hAnsi="Segoe UI" w:cs="Segoe UI"/>
-          <w:color w:val="000000"/>
-        </w:rPr>
-        <w:t>both</w:t>
-      </w:r>
-      <w:r>
-        <w:rPr>
-          <w:rFonts w:ascii="Segoe UI" w:hAnsi="Segoe UI" w:cs="Segoe UI"/>
-          <w:color w:val="000000"/>
-        </w:rPr>
-        <w:t> the logger and the handler. </w:t>
-      </w:r>
-    </w:p>
-    <w:p>
-      <w:pPr>
-        <w:pStyle w:val="bullet"/>
-        <w:spacing w:before="120" w:beforeAutospacing="0" w:after="120" w:afterAutospacing="0"/>
-        <w:ind w:left="720"/>
-        <w:rPr>
-          <w:rFonts w:ascii="Segoe UI" w:hAnsi="Segoe UI" w:cs="Segoe UI"/>
-          <w:color w:val="000000"/>
-        </w:rPr>
-      </w:pPr>
-      <w:r>
-        <w:rPr>
-          <w:rFonts w:ascii="Segoe UI" w:hAnsi="Segoe UI" w:cs="Segoe UI"/>
-          <w:noProof/>
-        </w:rPr>
-        <w:lastRenderedPageBreak/>
-        <w:drawing>
-          <wp:inline distT="0" distB="0" distL="0" distR="0" wp14:anchorId="3BDB0C89" wp14:editId="783EDE52">
-            <wp:extent cx="5296394" cy="4937636"/>
-            <wp:effectExtent l="0" t="0" r="0" b="0"/>
-            <wp:docPr id="2" name="Picture 2"/>
-            <wp:cNvGraphicFramePr>
-              <a:graphicFrameLocks xmlns:a="http://schemas.openxmlformats.org/drawingml/2006/main" noChangeAspect="1"/>
-            </wp:cNvGraphicFramePr>
-            <a:graphic xmlns:a="http://schemas.openxmlformats.org/drawingml/2006/main">
-              <a:graphicData uri="http://schemas.openxmlformats.org/drawingml/2006/picture">
-                <pic:pic xmlns:pic="http://schemas.openxmlformats.org/drawingml/2006/picture">
-                  <pic:nvPicPr>
-                    <pic:cNvPr id="1" name=""/>
-                    <pic:cNvPicPr/>
-                  </pic:nvPicPr>
-                  <pic:blipFill>
-                    <a:blip r:embed="rId6"/>
-                    <a:stretch>
-                      <a:fillRect/>
-                    </a:stretch>
-                  </pic:blipFill>
-                  <pic:spPr>
-                    <a:xfrm>
-                      <a:off x="0" y="0"/>
-                      <a:ext cx="5303995" cy="4944722"/>
-                    </a:xfrm>
-                    <a:prstGeom prst="rect">
-                      <a:avLst/>
-                    </a:prstGeom>
-                  </pic:spPr>
-                </pic:pic>
-              </a:graphicData>
-            </a:graphic>
-          </wp:inline>
-        </w:drawing>
-      </w:r>
-    </w:p>
-    <w:p>
-      <w:pPr>
-        <w:pStyle w:val="bullet"/>
-        <w:spacing w:before="120" w:beforeAutospacing="0" w:after="120" w:afterAutospacing="0"/>
-        <w:ind w:left="720"/>
-        <w:rPr>
-          <w:rFonts w:ascii="Segoe UI" w:hAnsi="Segoe UI" w:cs="Segoe UI"/>
-          <w:color w:val="000000"/>
-        </w:rPr>
-      </w:pPr>
-      <w:r>
-        <w:rPr>
-          <w:rFonts w:ascii="Segoe UI" w:hAnsi="Segoe UI" w:cs="Segoe UI"/>
-          <w:noProof/>
-        </w:rPr>
-        <w:drawing>
-          <wp:inline distT="0" distB="0" distL="0" distR="0" wp14:anchorId="509DDD10" wp14:editId="53368D25">
-            <wp:extent cx="5314950" cy="2076450"/>
-            <wp:effectExtent l="0" t="0" r="0" b="0"/>
-            <wp:docPr id="3" name="Picture 3"/>
-            <wp:cNvGraphicFramePr>
-              <a:graphicFrameLocks xmlns:a="http://schemas.openxmlformats.org/drawingml/2006/main" noChangeAspect="1"/>
-            </wp:cNvGraphicFramePr>
-            <a:graphic xmlns:a="http://schemas.openxmlformats.org/drawingml/2006/main">
-              <a:graphicData uri="http://schemas.openxmlformats.org/drawingml/2006/picture">
-                <pic:pic xmlns:pic="http://schemas.openxmlformats.org/drawingml/2006/picture">
-                  <pic:nvPicPr>
-                    <pic:cNvPr id="1" name=""/>
-                    <pic:cNvPicPr/>
-                  </pic:nvPicPr>
-                  <pic:blipFill>
-                    <a:blip r:embed="rId7"/>
-                    <a:stretch>
-                      <a:fillRect/>
-                    </a:stretch>
-                  </pic:blipFill>
-                  <pic:spPr>
-                    <a:xfrm>
-                      <a:off x="0" y="0"/>
-                      <a:ext cx="5314950" cy="2076450"/>
-                    </a:xfrm>
-                    <a:prstGeom prst="rect">
-                      <a:avLst/>
-                    </a:prstGeom>
-                  </pic:spPr>
-                </pic:pic>
-              </a:graphicData>
-            </a:graphic>
-          </wp:inline>
-        </w:drawing>
-      </w:r>
-    </w:p>
-    <w:p>
-      <w:pPr>
-        <w:pStyle w:val="bullet"/>
-        <w:spacing w:before="120" w:beforeAutospacing="0" w:after="120" w:afterAutospacing="0"/>
-        <w:rPr>
-          <w:rFonts w:ascii="Segoe UI" w:hAnsi="Segoe UI" w:cs="Segoe UI"/>
-          <w:color w:val="000000"/>
-        </w:rPr>
-      </w:pPr>
-      <w:r>
-        <w:rPr>
-          <w:rFonts w:ascii="Segoe UI" w:hAnsi="Segoe UI" w:cs="Segoe UI"/>
-          <w:color w:val="000000"/>
-        </w:rPr>
-        <w:t>Filters</w:t>
-      </w:r>
-    </w:p>
-    <w:p>
-      <w:pPr>
-        <w:pStyle w:val="bullet"/>
-        <w:numPr>
-          <w:ilvl w:val="0"/>
-          <w:numId w:val="2"/>
-        </w:numPr>
-        <w:spacing w:before="120" w:beforeAutospacing="0" w:after="120" w:afterAutospacing="0"/>
-        <w:rPr>
-          <w:rFonts w:ascii="Segoe UI" w:hAnsi="Segoe UI" w:cs="Segoe UI"/>
-          <w:color w:val="000000"/>
-        </w:rPr>
-      </w:pPr>
-      <w:r>
-        <w:rPr>
-          <w:rFonts w:ascii="Segoe UI" w:hAnsi="Segoe UI" w:cs="Segoe UI"/>
-          <w:color w:val="000000"/>
-        </w:rPr>
-        <w:t>By default, records are filtered according to their logging levels. Each logger and handler can have an optional filter to perform additional filtering.</w:t>
-      </w:r>
-    </w:p>
-    <w:p>
-      <w:pPr>
-        <w:pStyle w:val="bullet"/>
-        <w:spacing w:before="120" w:beforeAutospacing="0" w:after="120" w:afterAutospacing="0"/>
-        <w:rPr>
-          <w:rFonts w:ascii="Segoe UI" w:hAnsi="Segoe UI" w:cs="Segoe UI"/>
-          <w:color w:val="000000"/>
-        </w:rPr>
-      </w:pPr>
-      <w:r>
-        <w:rPr>
-          <w:rFonts w:ascii="Segoe UI" w:hAnsi="Segoe UI" w:cs="Segoe UI"/>
-          <w:color w:val="000000"/>
-        </w:rPr>
-        <w:t>Formatters</w:t>
-      </w:r>
-    </w:p>
-    <w:p>
-      <w:pPr>
-        <w:pStyle w:val="bullet"/>
-        <w:numPr>
-          <w:ilvl w:val="0"/>
-          <w:numId w:val="2"/>
-        </w:numPr>
-        <w:spacing w:before="120" w:beforeAutospacing="0" w:after="120" w:afterAutospacing="0"/>
-        <w:rPr>
-          <w:rFonts w:ascii="Segoe UI" w:hAnsi="Segoe UI" w:cs="Segoe UI"/>
-          <w:color w:val="000000"/>
-        </w:rPr>
-      </w:pPr>
-      <w:r>
-        <w:rPr>
-          <w:rFonts w:ascii="Segoe UI" w:hAnsi="Segoe UI" w:cs="Segoe UI"/>
-          <w:color w:val="000000"/>
-        </w:rPr>
-        <w:t>The </w:t>
-      </w:r>
-      <w:proofErr w:type="spellStart"/>
-      <w:r>
-        <w:rPr>
-          <w:rStyle w:val="HTMLCode"/>
-          <w:rFonts w:ascii="Segoe UI" w:hAnsi="Segoe UI" w:cs="Segoe UI"/>
-          <w:color w:val="000000"/>
-          <w:sz w:val="24"/>
-          <w:szCs w:val="24"/>
-        </w:rPr>
-        <w:t>ConsoleHandler</w:t>
-      </w:r>
-      <w:proofErr w:type="spellEnd"/>
-      <w:r>
-        <w:rPr>
-          <w:rFonts w:ascii="Segoe UI" w:hAnsi="Segoe UI" w:cs="Segoe UI"/>
-          <w:color w:val="000000"/>
-        </w:rPr>
-        <w:t> and </w:t>
-      </w:r>
-      <w:proofErr w:type="spellStart"/>
-      <w:r>
-        <w:rPr>
-          <w:rStyle w:val="HTMLCode"/>
-          <w:rFonts w:ascii="Segoe UI" w:hAnsi="Segoe UI" w:cs="Segoe UI"/>
-          <w:color w:val="000000"/>
-          <w:sz w:val="24"/>
-          <w:szCs w:val="24"/>
-        </w:rPr>
-        <w:t>FileHandler</w:t>
-      </w:r>
-      <w:proofErr w:type="spellEnd"/>
-      <w:r>
-        <w:rPr>
-          <w:rFonts w:ascii="Segoe UI" w:hAnsi="Segoe UI" w:cs="Segoe UI"/>
-          <w:color w:val="000000"/>
-        </w:rPr>
-        <w:t> classes emit the log records in text and XML formats. However, you can define your own formats as well. You need to extend the </w:t>
-      </w:r>
-      <w:r>
-        <w:rPr>
-          <w:rStyle w:val="HTMLCode"/>
-          <w:rFonts w:ascii="Segoe UI" w:hAnsi="Segoe UI" w:cs="Segoe UI"/>
-          <w:color w:val="000000"/>
-          <w:sz w:val="24"/>
-          <w:szCs w:val="24"/>
-        </w:rPr>
         <w:t>Formatter</w:t>
       </w:r>
       <w:r>
@@ -9429,24 +8727,6 @@
           <w:color w:val="000000"/>
         </w:rPr>
         <w:t> class and override the method</w:t>
-      </w:r>
-    </w:p>
-    <w:p>
-      <w:pPr>
-        <w:pStyle w:val="bullet"/>
-        <w:spacing w:before="120" w:beforeAutospacing="0" w:after="120" w:afterAutospacing="0"/>
-        <w:rPr>
-          <w:rFonts w:ascii="Segoe UI" w:hAnsi="Segoe UI" w:cs="Segoe UI"/>
-          <w:color w:val="000000"/>
-        </w:rPr>
-      </w:pPr>
-      <w:r>
-        <w:rPr>
-          <w:rFonts w:ascii="Segoe UI" w:hAnsi="Segoe UI" w:cs="Segoe UI"/>
-          <w:color w:val="000000"/>
-        </w:rPr>
-        <w:lastRenderedPageBreak/>
-        <w:t>Logging Recipe</w:t>
       </w:r>
     </w:p>
     <w:p>
@@ -9483,7 +8763,6 @@
         <w:t>1. For a simple application, choose a single logger. It is a good idea to give the logger the same name as your main application package, such as </w:t>
       </w:r>
       <w:proofErr w:type="spellStart"/>
-      <w:proofErr w:type="gramStart"/>
       <w:r>
         <w:rPr>
           <w:rStyle w:val="HTMLCode"/>
@@ -9492,18 +8771,7 @@
           <w:sz w:val="24"/>
           <w:szCs w:val="24"/>
         </w:rPr>
-        <w:t>com.mycompany</w:t>
-      </w:r>
-      <w:proofErr w:type="gramEnd"/>
-      <w:r>
-        <w:rPr>
-          <w:rStyle w:val="HTMLCode"/>
-          <w:rFonts w:ascii="Segoe UI" w:hAnsi="Segoe UI" w:cs="Segoe UI"/>
-          <w:color w:val="000000"/>
-          <w:sz w:val="24"/>
-          <w:szCs w:val="24"/>
-        </w:rPr>
-        <w:t>.myprog</w:t>
+        <w:t>com.mycompany.myprog</w:t>
       </w:r>
       <w:proofErr w:type="spellEnd"/>
       <w:r>
@@ -9589,25 +8857,14 @@
         <w:t>('</w:t>
       </w:r>
       <w:proofErr w:type="spellStart"/>
-      <w:proofErr w:type="gramStart"/>
-      <w:r>
-        <w:rPr>
-          <w:rFonts w:ascii="Segoe UI" w:hAnsi="Segoe UI" w:cs="Segoe UI"/>
-          <w:color w:val="000000"/>
-          <w:sz w:val="24"/>
-          <w:szCs w:val="24"/>
-        </w:rPr>
-        <w:t>com.mycompany</w:t>
-      </w:r>
-      <w:proofErr w:type="gramEnd"/>
-      <w:r>
-        <w:rPr>
-          <w:rFonts w:ascii="Segoe UI" w:hAnsi="Segoe UI" w:cs="Segoe UI"/>
-          <w:color w:val="000000"/>
-          <w:sz w:val="24"/>
-          <w:szCs w:val="24"/>
-        </w:rPr>
-        <w:t>.myprog</w:t>
+      <w:r>
+        <w:rPr>
+          <w:rFonts w:ascii="Segoe UI" w:hAnsi="Segoe UI" w:cs="Segoe UI"/>
+          <w:color w:val="000000"/>
+          <w:sz w:val="24"/>
+          <w:szCs w:val="24"/>
+        </w:rPr>
+        <w:t>com.mycompany.myprog</w:t>
       </w:r>
       <w:proofErr w:type="spellEnd"/>
       <w:r>
@@ -9733,25 +8990,14 @@
         <w:t>('</w:t>
       </w:r>
       <w:proofErr w:type="spellStart"/>
-      <w:proofErr w:type="gramStart"/>
-      <w:r>
-        <w:rPr>
-          <w:rFonts w:ascii="Segoe UI" w:hAnsi="Segoe UI" w:cs="Segoe UI"/>
-          <w:color w:val="000000"/>
-          <w:sz w:val="24"/>
-          <w:szCs w:val="24"/>
-        </w:rPr>
-        <w:t>com.mycompany</w:t>
-      </w:r>
-      <w:proofErr w:type="gramEnd"/>
-      <w:r>
-        <w:rPr>
-          <w:rFonts w:ascii="Segoe UI" w:hAnsi="Segoe UI" w:cs="Segoe UI"/>
-          <w:color w:val="000000"/>
-          <w:sz w:val="24"/>
-          <w:szCs w:val="24"/>
-        </w:rPr>
-        <w:t>.myprog</w:t>
+      <w:r>
+        <w:rPr>
+          <w:rFonts w:ascii="Segoe UI" w:hAnsi="Segoe UI" w:cs="Segoe UI"/>
+          <w:color w:val="000000"/>
+          <w:sz w:val="24"/>
+          <w:szCs w:val="24"/>
+        </w:rPr>
+        <w:t>com.mycompany.myprog</w:t>
       </w:r>
       <w:proofErr w:type="spellEnd"/>
       <w:r>
@@ -9763,17 +9009,6 @@
         </w:rPr>
         <w:t>');</w:t>
       </w:r>
-    </w:p>
-    <w:p>
-      <w:pPr>
-        <w:pStyle w:val="numbern"/>
-        <w:spacing w:before="72" w:beforeAutospacing="0" w:after="0" w:afterAutospacing="0"/>
-        <w:ind w:left="360"/>
-        <w:rPr>
-          <w:rFonts w:ascii="Segoe UI" w:hAnsi="Segoe UI" w:cs="Segoe UI"/>
-          <w:color w:val="000000"/>
-        </w:rPr>
-      </w:pPr>
     </w:p>
     <w:p>
       <w:pPr>
@@ -9843,6 +9078,7 @@
           <w:rFonts w:ascii="Segoe UI" w:hAnsi="Segoe UI" w:cs="Segoe UI"/>
           <w:color w:val="000000"/>
         </w:rPr>
+        <w:lastRenderedPageBreak/>
         <w:t>The following code ensures that all messages are logged to an application-specific file. Place the code into the </w:t>
       </w:r>
       <w:r>
@@ -9904,25 +9140,14 @@
         <w:t>('</w:t>
       </w:r>
       <w:proofErr w:type="spellStart"/>
-      <w:proofErr w:type="gramStart"/>
-      <w:r>
-        <w:rPr>
-          <w:rFonts w:ascii="Segoe UI" w:hAnsi="Segoe UI" w:cs="Segoe UI"/>
-          <w:color w:val="000000"/>
-          <w:sz w:val="24"/>
-          <w:szCs w:val="24"/>
-        </w:rPr>
-        <w:t>java.util</w:t>
-      </w:r>
-      <w:proofErr w:type="gramEnd"/>
-      <w:r>
-        <w:rPr>
-          <w:rFonts w:ascii="Segoe UI" w:hAnsi="Segoe UI" w:cs="Segoe UI"/>
-          <w:color w:val="000000"/>
-          <w:sz w:val="24"/>
-          <w:szCs w:val="24"/>
-        </w:rPr>
-        <w:t>.logging.config.class</w:t>
+      <w:r>
+        <w:rPr>
+          <w:rFonts w:ascii="Segoe UI" w:hAnsi="Segoe UI" w:cs="Segoe UI"/>
+          <w:color w:val="000000"/>
+          <w:sz w:val="24"/>
+          <w:szCs w:val="24"/>
+        </w:rPr>
+        <w:t>java.util.logging.config.class</w:t>
       </w:r>
       <w:proofErr w:type="spellEnd"/>
       <w:r>
@@ -9976,25 +9201,14 @@
         <w:t>('</w:t>
       </w:r>
       <w:proofErr w:type="spellStart"/>
-      <w:proofErr w:type="gramStart"/>
-      <w:r>
-        <w:rPr>
-          <w:rFonts w:ascii="Segoe UI" w:hAnsi="Segoe UI" w:cs="Segoe UI"/>
-          <w:color w:val="000000"/>
-          <w:sz w:val="24"/>
-          <w:szCs w:val="24"/>
-        </w:rPr>
-        <w:t>java.util</w:t>
-      </w:r>
-      <w:proofErr w:type="gramEnd"/>
-      <w:r>
-        <w:rPr>
-          <w:rFonts w:ascii="Segoe UI" w:hAnsi="Segoe UI" w:cs="Segoe UI"/>
-          <w:color w:val="000000"/>
-          <w:sz w:val="24"/>
-          <w:szCs w:val="24"/>
-        </w:rPr>
-        <w:t>.logging.config.file</w:t>
+      <w:r>
+        <w:rPr>
+          <w:rFonts w:ascii="Segoe UI" w:hAnsi="Segoe UI" w:cs="Segoe UI"/>
+          <w:color w:val="000000"/>
+          <w:sz w:val="24"/>
+          <w:szCs w:val="24"/>
+        </w:rPr>
+        <w:t>java.util.logging.config.file</w:t>
       </w:r>
       <w:proofErr w:type="spellEnd"/>
       <w:r>
@@ -10108,17 +9322,7 @@
           <w:sz w:val="24"/>
           <w:szCs w:val="24"/>
         </w:rPr>
-        <w:t>(''</w:t>
-      </w:r>
-      <w:proofErr w:type="gramStart"/>
-      <w:r>
-        <w:rPr>
-          <w:rFonts w:ascii="Segoe UI" w:hAnsi="Segoe UI" w:cs="Segoe UI"/>
-          <w:color w:val="000000"/>
-          <w:sz w:val="24"/>
-          <w:szCs w:val="24"/>
-        </w:rPr>
-        <w:t>).</w:t>
+        <w:t>('').</w:t>
       </w:r>
       <w:proofErr w:type="spellStart"/>
       <w:r>
@@ -10131,7 +9335,6 @@
         <w:t>setLevel</w:t>
       </w:r>
       <w:proofErr w:type="spellEnd"/>
-      <w:proofErr w:type="gramEnd"/>
       <w:r>
         <w:rPr>
           <w:rFonts w:ascii="Segoe UI" w:hAnsi="Segoe UI" w:cs="Segoe UI"/>
@@ -10204,7 +9407,6 @@
         <w:t xml:space="preserve">      var handler = new </w:t>
       </w:r>
       <w:proofErr w:type="spellStart"/>
-      <w:proofErr w:type="gramStart"/>
       <w:r>
         <w:rPr>
           <w:rFonts w:ascii="Segoe UI" w:hAnsi="Segoe UI" w:cs="Segoe UI"/>
@@ -10222,17 +9424,7 @@
           <w:sz w:val="24"/>
           <w:szCs w:val="24"/>
         </w:rPr>
-        <w:t>(</w:t>
-      </w:r>
-      <w:proofErr w:type="gramEnd"/>
-      <w:r>
-        <w:rPr>
-          <w:rFonts w:ascii="Segoe UI" w:hAnsi="Segoe UI" w:cs="Segoe UI"/>
-          <w:color w:val="000000"/>
-          <w:sz w:val="24"/>
-          <w:szCs w:val="24"/>
-        </w:rPr>
-        <w:t>'%h/myapp.log', 0, LOG_ROTATION_COUNT);</w:t>
+        <w:t>('%h/myapp.log', 0, LOG_ROTATION_COUNT);</w:t>
       </w:r>
     </w:p>
     <w:p>
@@ -10273,17 +9465,7 @@
           <w:sz w:val="24"/>
           <w:szCs w:val="24"/>
         </w:rPr>
-        <w:t>(''</w:t>
-      </w:r>
-      <w:proofErr w:type="gramStart"/>
-      <w:r>
-        <w:rPr>
-          <w:rFonts w:ascii="Segoe UI" w:hAnsi="Segoe UI" w:cs="Segoe UI"/>
-          <w:color w:val="000000"/>
-          <w:sz w:val="24"/>
-          <w:szCs w:val="24"/>
-        </w:rPr>
-        <w:t>).</w:t>
+        <w:t>('').</w:t>
       </w:r>
       <w:proofErr w:type="spellStart"/>
       <w:r>
@@ -10296,7 +9478,6 @@
         <w:t>addHandler</w:t>
       </w:r>
       <w:proofErr w:type="spellEnd"/>
-      <w:proofErr w:type="gramEnd"/>
       <w:r>
         <w:rPr>
           <w:rFonts w:ascii="Segoe UI" w:hAnsi="Segoe UI" w:cs="Segoe UI"/>
@@ -10408,20 +9589,9 @@
           <w:sz w:val="24"/>
           <w:szCs w:val="24"/>
         </w:rPr>
-        <w:t>      </w:t>
-      </w:r>
-      <w:proofErr w:type="gramStart"/>
-      <w:r>
-        <w:rPr>
-          <w:rFonts w:ascii="Segoe UI" w:hAnsi="Segoe UI" w:cs="Segoe UI"/>
-          <w:color w:val="000000"/>
-          <w:sz w:val="24"/>
-          <w:szCs w:val="24"/>
-        </w:rPr>
-        <w:t>logger.log(</w:t>
-      </w:r>
-      <w:proofErr w:type="spellStart"/>
-      <w:proofErr w:type="gramEnd"/>
+        <w:t>      logger.log(</w:t>
+      </w:r>
+      <w:proofErr w:type="spellStart"/>
       <w:r>
         <w:rPr>
           <w:rFonts w:ascii="Segoe UI" w:hAnsi="Segoe UI" w:cs="Segoe UI"/>
@@ -10638,7 +9808,6 @@
         </w:rPr>
       </w:pPr>
       <w:proofErr w:type="spellStart"/>
-      <w:proofErr w:type="gramStart"/>
       <w:r>
         <w:rPr>
           <w:rFonts w:ascii="Segoe UI" w:hAnsi="Segoe UI" w:cs="Segoe UI"/>
@@ -10649,7 +9818,6 @@
         <w:t>logger.fine</w:t>
       </w:r>
       <w:proofErr w:type="spellEnd"/>
-      <w:proofErr w:type="gramEnd"/>
       <w:r>
         <w:rPr>
           <w:rFonts w:ascii="Segoe UI" w:hAnsi="Segoe UI" w:cs="Segoe UI"/>
@@ -10861,20 +10029,9 @@
           <w:sz w:val="24"/>
           <w:szCs w:val="24"/>
         </w:rPr>
-        <w:t>   </w:t>
-      </w:r>
-      <w:proofErr w:type="gramStart"/>
-      <w:r>
-        <w:rPr>
-          <w:rFonts w:ascii="Segoe UI" w:hAnsi="Segoe UI" w:cs="Segoe UI"/>
-          <w:color w:val="000000"/>
-          <w:sz w:val="24"/>
-          <w:szCs w:val="24"/>
-        </w:rPr>
-        <w:t>logger.log(</w:t>
-      </w:r>
-      <w:proofErr w:type="spellStart"/>
-      <w:proofErr w:type="gramEnd"/>
+        <w:t>   logger.log(</w:t>
+      </w:r>
+      <w:proofErr w:type="spellStart"/>
       <w:r>
         <w:rPr>
           <w:rFonts w:ascii="Segoe UI" w:hAnsi="Segoe UI" w:cs="Segoe UI"/>
@@ -10948,6 +10105,7 @@
           <w:sz w:val="40"/>
           <w:szCs w:val="40"/>
         </w:rPr>
+        <w:lastRenderedPageBreak/>
         <w:t>DEBUGGING TIPS</w:t>
       </w:r>
     </w:p>
@@ -11121,29 +10279,7 @@
           <w:szCs w:val="26"/>
           <w:lang w:eastAsia="en-ID"/>
         </w:rPr>
-        <w:t>().</w:t>
-      </w:r>
-      <w:proofErr w:type="gramStart"/>
-      <w:r>
-        <w:rPr>
-          <w:rFonts w:ascii="Courier" w:eastAsia="Times New Roman" w:hAnsi="Courier" w:cs="Courier New"/>
-          <w:color w:val="000000"/>
-          <w:sz w:val="26"/>
-          <w:szCs w:val="26"/>
-          <w:lang w:eastAsia="en-ID"/>
-        </w:rPr>
-        <w:t>info(</w:t>
-      </w:r>
-      <w:proofErr w:type="gramEnd"/>
-      <w:r>
-        <w:rPr>
-          <w:rFonts w:ascii="Courier" w:eastAsia="Times New Roman" w:hAnsi="Courier" w:cs="Courier New"/>
-          <w:color w:val="000000"/>
-          <w:sz w:val="26"/>
-          <w:szCs w:val="26"/>
-          <w:lang w:eastAsia="en-ID"/>
-        </w:rPr>
-        <w:t>'x=' + x);</w:t>
+        <w:t>().info('x=' + x);</w:t>
       </w:r>
     </w:p>
     <w:p>
@@ -11227,18 +10363,7 @@
           <w:szCs w:val="26"/>
           <w:lang w:eastAsia="en-ID"/>
         </w:rPr>
-        <w:t xml:space="preserve"> method. To get the state of the implicit parameter object, print the state of </w:t>
-      </w:r>
-      <w:proofErr w:type="gramStart"/>
-      <w:r>
-        <w:rPr>
-          <w:rFonts w:ascii="Segoe UI" w:eastAsia="Times New Roman" w:hAnsi="Segoe UI" w:cs="Segoe UI"/>
-          <w:color w:val="000000"/>
-          <w:sz w:val="26"/>
-          <w:szCs w:val="26"/>
-          <w:lang w:eastAsia="en-ID"/>
-        </w:rPr>
-        <w:t>the </w:t>
+        <w:t> method. To get the state of the implicit parameter object, print the state of the </w:t>
       </w:r>
       <w:r>
         <w:rPr>
@@ -11250,7 +10375,6 @@
         </w:rPr>
         <w:t>this</w:t>
       </w:r>
-      <w:proofErr w:type="gramEnd"/>
       <w:r>
         <w:rPr>
           <w:rFonts w:ascii="Segoe UI" w:eastAsia="Times New Roman" w:hAnsi="Segoe UI" w:cs="Segoe UI"/>
@@ -11312,29 +10436,7 @@
           <w:szCs w:val="26"/>
           <w:lang w:eastAsia="en-ID"/>
         </w:rPr>
-        <w:t>().</w:t>
-      </w:r>
-      <w:proofErr w:type="gramStart"/>
-      <w:r>
-        <w:rPr>
-          <w:rFonts w:ascii="Courier" w:eastAsia="Times New Roman" w:hAnsi="Courier" w:cs="Courier New"/>
-          <w:color w:val="000000"/>
-          <w:sz w:val="26"/>
-          <w:szCs w:val="26"/>
-          <w:lang w:eastAsia="en-ID"/>
-        </w:rPr>
-        <w:t>info(</w:t>
-      </w:r>
-      <w:proofErr w:type="gramEnd"/>
-      <w:r>
-        <w:rPr>
-          <w:rFonts w:ascii="Courier" w:eastAsia="Times New Roman" w:hAnsi="Courier" w:cs="Courier New"/>
-          <w:color w:val="000000"/>
-          <w:sz w:val="26"/>
-          <w:szCs w:val="26"/>
-          <w:lang w:eastAsia="en-ID"/>
-        </w:rPr>
-        <w:t>'this=' + this);</w:t>
+        <w:t>().info('this=' + this);</w:t>
       </w:r>
     </w:p>
     <w:p>
@@ -11412,7 +10514,6 @@
           <w:szCs w:val="26"/>
           <w:lang w:eastAsia="en-ID"/>
         </w:rPr>
-        <w:lastRenderedPageBreak/>
         <w:t>2. One seemingly little-known but very useful trick is putting a separate </w:t>
       </w:r>
       <w:r>
@@ -11652,29 +10753,7 @@
           <w:szCs w:val="26"/>
           <w:lang w:eastAsia="en-ID"/>
         </w:rPr>
-        <w:t xml:space="preserve">   public static void </w:t>
-      </w:r>
-      <w:proofErr w:type="gramStart"/>
-      <w:r>
-        <w:rPr>
-          <w:rFonts w:ascii="Courier" w:eastAsia="Times New Roman" w:hAnsi="Courier" w:cs="Courier New"/>
-          <w:color w:val="000000"/>
-          <w:sz w:val="26"/>
-          <w:szCs w:val="26"/>
-          <w:lang w:eastAsia="en-ID"/>
-        </w:rPr>
-        <w:t>main(</w:t>
-      </w:r>
-      <w:proofErr w:type="gramEnd"/>
-      <w:r>
-        <w:rPr>
-          <w:rFonts w:ascii="Courier" w:eastAsia="Times New Roman" w:hAnsi="Courier" w:cs="Courier New"/>
-          <w:color w:val="000000"/>
-          <w:sz w:val="26"/>
-          <w:szCs w:val="26"/>
-          <w:lang w:eastAsia="en-ID"/>
-        </w:rPr>
-        <w:t xml:space="preserve">String[] </w:t>
+        <w:t xml:space="preserve">   public static void main(String[] </w:t>
       </w:r>
       <w:proofErr w:type="spellStart"/>
       <w:r>
@@ -12011,9 +11090,10 @@
           <w:szCs w:val="26"/>
           <w:lang w:eastAsia="en-ID"/>
         </w:rPr>
+        <w:lastRenderedPageBreak/>
         <w:t>3. If you liked the preceding tip, you should check out JUnit from </w:t>
       </w:r>
-      <w:hyperlink r:id="rId8" w:tgtFrame="_blank" w:history="1">
+      <w:hyperlink r:id="rId6" w:tgtFrame="_blank" w:history="1">
         <w:r>
           <w:rPr>
             <w:rFonts w:ascii="Courier" w:eastAsia="Times New Roman" w:hAnsi="Courier" w:cs="Courier New"/>
@@ -12173,29 +11253,7 @@
           <w:szCs w:val="26"/>
           <w:lang w:eastAsia="en-ID"/>
         </w:rPr>
-        <w:t xml:space="preserve">var generator = new </w:t>
-      </w:r>
-      <w:proofErr w:type="gramStart"/>
-      <w:r>
-        <w:rPr>
-          <w:rFonts w:ascii="Courier" w:eastAsia="Times New Roman" w:hAnsi="Courier" w:cs="Courier New"/>
-          <w:color w:val="000000"/>
-          <w:sz w:val="26"/>
-          <w:szCs w:val="26"/>
-          <w:lang w:eastAsia="en-ID"/>
-        </w:rPr>
-        <w:t>Random(</w:t>
-      </w:r>
-      <w:proofErr w:type="gramEnd"/>
-      <w:r>
-        <w:rPr>
-          <w:rFonts w:ascii="Courier" w:eastAsia="Times New Roman" w:hAnsi="Courier" w:cs="Courier New"/>
-          <w:color w:val="000000"/>
-          <w:sz w:val="26"/>
-          <w:szCs w:val="26"/>
-          <w:lang w:eastAsia="en-ID"/>
-        </w:rPr>
-        <w:t>)</w:t>
+        <w:t>var generator = new Random()</w:t>
       </w:r>
     </w:p>
     <w:p>
@@ -12280,7 +11338,6 @@
         <w:t xml:space="preserve">      public double </w:t>
       </w:r>
       <w:proofErr w:type="spellStart"/>
-      <w:proofErr w:type="gramStart"/>
       <w:r>
         <w:rPr>
           <w:rFonts w:ascii="Courier" w:eastAsia="Times New Roman" w:hAnsi="Courier" w:cs="Courier New"/>
@@ -12300,18 +11357,7 @@
           <w:szCs w:val="26"/>
           <w:lang w:eastAsia="en-ID"/>
         </w:rPr>
-        <w:t>(</w:t>
-      </w:r>
-      <w:proofErr w:type="gramEnd"/>
-      <w:r>
-        <w:rPr>
-          <w:rFonts w:ascii="Courier" w:eastAsia="Times New Roman" w:hAnsi="Courier" w:cs="Courier New"/>
-          <w:color w:val="000000"/>
-          <w:sz w:val="26"/>
-          <w:szCs w:val="26"/>
-          <w:lang w:eastAsia="en-ID"/>
-        </w:rPr>
-        <w:t>)</w:t>
+        <w:t>()</w:t>
       </w:r>
     </w:p>
     <w:p>
@@ -12396,7 +11442,6 @@
         <w:t xml:space="preserve">         double result = </w:t>
       </w:r>
       <w:proofErr w:type="spellStart"/>
-      <w:proofErr w:type="gramStart"/>
       <w:r>
         <w:rPr>
           <w:rFonts w:ascii="Courier" w:eastAsia="Times New Roman" w:hAnsi="Courier" w:cs="Courier New"/>
@@ -12408,7 +11453,6 @@
         <w:t>super.nextDouble</w:t>
       </w:r>
       <w:proofErr w:type="spellEnd"/>
-      <w:proofErr w:type="gramEnd"/>
       <w:r>
         <w:rPr>
           <w:rFonts w:ascii="Courier" w:eastAsia="Times New Roman" w:hAnsi="Courier" w:cs="Courier New"/>
@@ -12480,29 +11524,7 @@
           <w:szCs w:val="26"/>
           <w:lang w:eastAsia="en-ID"/>
         </w:rPr>
-        <w:t>().</w:t>
-      </w:r>
-      <w:proofErr w:type="gramStart"/>
-      <w:r>
-        <w:rPr>
-          <w:rFonts w:ascii="Courier" w:eastAsia="Times New Roman" w:hAnsi="Courier" w:cs="Courier New"/>
-          <w:color w:val="000000"/>
-          <w:sz w:val="26"/>
-          <w:szCs w:val="26"/>
-          <w:lang w:eastAsia="en-ID"/>
-        </w:rPr>
-        <w:t>info(</w:t>
-      </w:r>
-      <w:proofErr w:type="gramEnd"/>
-      <w:r>
-        <w:rPr>
-          <w:rFonts w:ascii="Courier" w:eastAsia="Times New Roman" w:hAnsi="Courier" w:cs="Courier New"/>
-          <w:color w:val="000000"/>
-          <w:sz w:val="26"/>
-          <w:szCs w:val="26"/>
-          <w:lang w:eastAsia="en-ID"/>
-        </w:rPr>
-        <w:t>'</w:t>
+        <w:t>().info('</w:t>
       </w:r>
       <w:proofErr w:type="spellStart"/>
       <w:r>
@@ -12647,7 +11669,6 @@
           <w:szCs w:val="26"/>
           <w:lang w:eastAsia="en-ID"/>
         </w:rPr>
-        <w:lastRenderedPageBreak/>
         <w:t>   };</w:t>
       </w:r>
     </w:p>
@@ -13080,7 +12101,6 @@
         <w:t>   </w:t>
       </w:r>
       <w:proofErr w:type="spellStart"/>
-      <w:proofErr w:type="gramStart"/>
       <w:r>
         <w:rPr>
           <w:rFonts w:ascii="Courier" w:eastAsia="Times New Roman" w:hAnsi="Courier" w:cs="Courier New"/>
@@ -13092,7 +12112,6 @@
         <w:t>t.printStackTrace</w:t>
       </w:r>
       <w:proofErr w:type="spellEnd"/>
-      <w:proofErr w:type="gramEnd"/>
       <w:r>
         <w:rPr>
           <w:rFonts w:ascii="Courier" w:eastAsia="Times New Roman" w:hAnsi="Courier" w:cs="Courier New"/>
@@ -13205,6 +12224,7 @@
           <w:szCs w:val="26"/>
           <w:lang w:eastAsia="en-ID"/>
         </w:rPr>
+        <w:lastRenderedPageBreak/>
         <w:t>You don’t even need to catch an exception to generate a stack trace. Simply insert the statement</w:t>
       </w:r>
     </w:p>
@@ -13390,7 +12410,6 @@
         <w:t xml:space="preserve">var out = new </w:t>
       </w:r>
       <w:proofErr w:type="spellStart"/>
-      <w:proofErr w:type="gramStart"/>
       <w:r>
         <w:rPr>
           <w:rFonts w:ascii="Courier" w:eastAsia="Times New Roman" w:hAnsi="Courier" w:cs="Courier New"/>
@@ -13410,18 +12429,7 @@
           <w:szCs w:val="26"/>
           <w:lang w:eastAsia="en-ID"/>
         </w:rPr>
-        <w:t>(</w:t>
-      </w:r>
-      <w:proofErr w:type="gramEnd"/>
-      <w:r>
-        <w:rPr>
-          <w:rFonts w:ascii="Courier" w:eastAsia="Times New Roman" w:hAnsi="Courier" w:cs="Courier New"/>
-          <w:color w:val="000000"/>
-          <w:sz w:val="26"/>
-          <w:szCs w:val="26"/>
-          <w:lang w:eastAsia="en-ID"/>
-        </w:rPr>
-        <w:t>);</w:t>
+        <w:t>();</w:t>
       </w:r>
     </w:p>
     <w:p>
@@ -13462,29 +12470,7 @@
           <w:szCs w:val="26"/>
           <w:lang w:eastAsia="en-ID"/>
         </w:rPr>
-        <w:t xml:space="preserve">new </w:t>
-      </w:r>
-      <w:proofErr w:type="gramStart"/>
-      <w:r>
-        <w:rPr>
-          <w:rFonts w:ascii="Courier" w:eastAsia="Times New Roman" w:hAnsi="Courier" w:cs="Courier New"/>
-          <w:color w:val="000000"/>
-          <w:sz w:val="26"/>
-          <w:szCs w:val="26"/>
-          <w:lang w:eastAsia="en-ID"/>
-        </w:rPr>
-        <w:t>Throwable(</w:t>
-      </w:r>
-      <w:proofErr w:type="gramEnd"/>
-      <w:r>
-        <w:rPr>
-          <w:rFonts w:ascii="Courier" w:eastAsia="Times New Roman" w:hAnsi="Courier" w:cs="Courier New"/>
-          <w:color w:val="000000"/>
-          <w:sz w:val="26"/>
-          <w:szCs w:val="26"/>
-          <w:lang w:eastAsia="en-ID"/>
-        </w:rPr>
-        <w:t>).</w:t>
+        <w:t>new Throwable().</w:t>
       </w:r>
       <w:proofErr w:type="spellStart"/>
       <w:r>
@@ -13572,7 +12558,6 @@
         <w:t xml:space="preserve">String description = </w:t>
       </w:r>
       <w:proofErr w:type="spellStart"/>
-      <w:proofErr w:type="gramStart"/>
       <w:r>
         <w:rPr>
           <w:rFonts w:ascii="Courier" w:eastAsia="Times New Roman" w:hAnsi="Courier" w:cs="Courier New"/>
@@ -13584,7 +12569,6 @@
         <w:t>out.toString</w:t>
       </w:r>
       <w:proofErr w:type="spellEnd"/>
-      <w:proofErr w:type="gramEnd"/>
       <w:r>
         <w:rPr>
           <w:rFonts w:ascii="Courier" w:eastAsia="Times New Roman" w:hAnsi="Courier" w:cs="Courier New"/>
@@ -13928,7 +12912,6 @@
           <w:szCs w:val="26"/>
           <w:lang w:eastAsia="en-ID"/>
         </w:rPr>
-        <w:lastRenderedPageBreak/>
         <w:t xml:space="preserve">java </w:t>
       </w:r>
       <w:proofErr w:type="spellStart"/>
@@ -14050,12 +13033,9 @@
           <w:szCs w:val="26"/>
           <w:lang w:eastAsia="en-ID"/>
         </w:rPr>
-        <w:t xml:space="preserve"> is not ideal. These messages are confusing to end users if they happen to see them, and they are not available for diagnostic purposes when you need them. A better approach is to log them to a file. You can change the handler for uncaught exceptions with the </w:t>
-      </w:r>
-    </w:p>
-    <w:p>
-      <w:pPr>
-        <w:spacing w:before="72" w:after="0" w:line="240" w:lineRule="auto"/>
+        <w:t> is not ideal. These messages are confusing to end users if they happen to see them, and they are not available for diagnostic purposes when you need them. A better approach is to log them to a file. You can change the handler for uncaught exceptions with the</w:t>
+      </w:r>
+      <w:r>
         <w:rPr>
           <w:rFonts w:ascii="Segoe UI" w:eastAsia="Times New Roman" w:hAnsi="Segoe UI" w:cs="Segoe UI"/>
           <w:color w:val="000000"/>
@@ -14063,7 +13043,8 @@
           <w:szCs w:val="26"/>
           <w:lang w:eastAsia="en-ID"/>
         </w:rPr>
-      </w:pPr>
+        <w:t xml:space="preserve"> </w:t>
+      </w:r>
       <w:r>
         <w:rPr>
           <w:rFonts w:ascii="Segoe UI" w:eastAsia="Times New Roman" w:hAnsi="Segoe UI" w:cs="Segoe UI"/>
@@ -14295,7 +13276,6 @@
         <w:t xml:space="preserve">      public void </w:t>
       </w:r>
       <w:proofErr w:type="spellStart"/>
-      <w:proofErr w:type="gramStart"/>
       <w:r>
         <w:rPr>
           <w:rFonts w:ascii="Courier" w:eastAsia="Times New Roman" w:hAnsi="Courier" w:cs="Courier New"/>
@@ -14315,18 +13295,7 @@
           <w:szCs w:val="26"/>
           <w:lang w:eastAsia="en-ID"/>
         </w:rPr>
-        <w:t>(</w:t>
-      </w:r>
-      <w:proofErr w:type="gramEnd"/>
-      <w:r>
-        <w:rPr>
-          <w:rFonts w:ascii="Courier" w:eastAsia="Times New Roman" w:hAnsi="Courier" w:cs="Courier New"/>
-          <w:color w:val="000000"/>
-          <w:sz w:val="26"/>
-          <w:szCs w:val="26"/>
-          <w:lang w:eastAsia="en-ID"/>
-        </w:rPr>
-        <w:t>Thread t, Throwable e)</w:t>
+        <w:t>(Thread t, Throwable e)</w:t>
       </w:r>
     </w:p>
     <w:p>
@@ -14502,6 +13471,7 @@
           <w:szCs w:val="26"/>
           <w:lang w:eastAsia="en-ID"/>
         </w:rPr>
+        <w:lastRenderedPageBreak/>
         <w:t>   });</w:t>
       </w:r>
     </w:p>
@@ -14597,29 +13567,7 @@
           <w:szCs w:val="26"/>
           <w:lang w:eastAsia="en-ID"/>
         </w:rPr>
-        <w:t>[</w:t>
-      </w:r>
-      <w:proofErr w:type="gramStart"/>
-      <w:r>
-        <w:rPr>
-          <w:rFonts w:ascii="Courier" w:eastAsia="Times New Roman" w:hAnsi="Courier" w:cs="Courier New"/>
-          <w:color w:val="000000"/>
-          <w:sz w:val="26"/>
-          <w:szCs w:val="26"/>
-          <w:lang w:eastAsia="en-ID"/>
-        </w:rPr>
-        <w:t>0.012s][</w:t>
-      </w:r>
-      <w:proofErr w:type="gramEnd"/>
-      <w:r>
-        <w:rPr>
-          <w:rFonts w:ascii="Courier" w:eastAsia="Times New Roman" w:hAnsi="Courier" w:cs="Courier New"/>
-          <w:color w:val="000000"/>
-          <w:sz w:val="26"/>
-          <w:szCs w:val="26"/>
-          <w:lang w:eastAsia="en-ID"/>
-        </w:rPr>
-        <w:t>info][</w:t>
+        <w:t>[0.012s][info][</w:t>
       </w:r>
       <w:proofErr w:type="spellStart"/>
       <w:r>
@@ -14682,29 +13630,7 @@
           <w:szCs w:val="26"/>
           <w:lang w:eastAsia="en-ID"/>
         </w:rPr>
-        <w:t>[0.034</w:t>
-      </w:r>
-      <w:proofErr w:type="gramStart"/>
-      <w:r>
-        <w:rPr>
-          <w:rFonts w:ascii="Courier" w:eastAsia="Times New Roman" w:hAnsi="Courier" w:cs="Courier New"/>
-          <w:color w:val="000000"/>
-          <w:sz w:val="26"/>
-          <w:szCs w:val="26"/>
-          <w:lang w:eastAsia="en-ID"/>
-        </w:rPr>
-        <w:t>s][</w:t>
-      </w:r>
-      <w:proofErr w:type="gramEnd"/>
-      <w:r>
-        <w:rPr>
-          <w:rFonts w:ascii="Courier" w:eastAsia="Times New Roman" w:hAnsi="Courier" w:cs="Courier New"/>
-          <w:color w:val="000000"/>
-          <w:sz w:val="26"/>
-          <w:szCs w:val="26"/>
-          <w:lang w:eastAsia="en-ID"/>
-        </w:rPr>
-        <w:t>info][</w:t>
+        <w:t>[0.034s][info][</w:t>
       </w:r>
       <w:proofErr w:type="spellStart"/>
       <w:r>
@@ -14823,29 +13749,7 @@
           <w:szCs w:val="26"/>
           <w:lang w:eastAsia="en-ID"/>
         </w:rPr>
-        <w:t>[0.035</w:t>
-      </w:r>
-      <w:proofErr w:type="gramStart"/>
-      <w:r>
-        <w:rPr>
-          <w:rFonts w:ascii="Courier" w:eastAsia="Times New Roman" w:hAnsi="Courier" w:cs="Courier New"/>
-          <w:color w:val="000000"/>
-          <w:sz w:val="26"/>
-          <w:szCs w:val="26"/>
-          <w:lang w:eastAsia="en-ID"/>
-        </w:rPr>
-        <w:t>s][</w:t>
-      </w:r>
-      <w:proofErr w:type="gramEnd"/>
-      <w:r>
-        <w:rPr>
-          <w:rFonts w:ascii="Courier" w:eastAsia="Times New Roman" w:hAnsi="Courier" w:cs="Courier New"/>
-          <w:color w:val="000000"/>
-          <w:sz w:val="26"/>
-          <w:szCs w:val="26"/>
-          <w:lang w:eastAsia="en-ID"/>
-        </w:rPr>
-        <w:t>info][</w:t>
+        <w:t>[0.035s][info][</w:t>
       </w:r>
       <w:proofErr w:type="spellStart"/>
       <w:r>
@@ -14964,29 +13868,7 @@
           <w:szCs w:val="26"/>
           <w:lang w:eastAsia="en-ID"/>
         </w:rPr>
-        <w:t>[0.035</w:t>
-      </w:r>
-      <w:proofErr w:type="gramStart"/>
-      <w:r>
-        <w:rPr>
-          <w:rFonts w:ascii="Courier" w:eastAsia="Times New Roman" w:hAnsi="Courier" w:cs="Courier New"/>
-          <w:color w:val="000000"/>
-          <w:sz w:val="26"/>
-          <w:szCs w:val="26"/>
-          <w:lang w:eastAsia="en-ID"/>
-        </w:rPr>
-        <w:t>s][</w:t>
-      </w:r>
-      <w:proofErr w:type="gramEnd"/>
-      <w:r>
-        <w:rPr>
-          <w:rFonts w:ascii="Courier" w:eastAsia="Times New Roman" w:hAnsi="Courier" w:cs="Courier New"/>
-          <w:color w:val="000000"/>
-          <w:sz w:val="26"/>
-          <w:szCs w:val="26"/>
-          <w:lang w:eastAsia="en-ID"/>
-        </w:rPr>
-        <w:t>info][</w:t>
+        <w:t>[0.035s][info][</w:t>
       </w:r>
       <w:proofErr w:type="spellStart"/>
       <w:r>
@@ -15105,29 +13987,7 @@
           <w:szCs w:val="26"/>
           <w:lang w:eastAsia="en-ID"/>
         </w:rPr>
-        <w:t>[0.035</w:t>
-      </w:r>
-      <w:proofErr w:type="gramStart"/>
-      <w:r>
-        <w:rPr>
-          <w:rFonts w:ascii="Courier" w:eastAsia="Times New Roman" w:hAnsi="Courier" w:cs="Courier New"/>
-          <w:color w:val="000000"/>
-          <w:sz w:val="26"/>
-          <w:szCs w:val="26"/>
-          <w:lang w:eastAsia="en-ID"/>
-        </w:rPr>
-        <w:t>s][</w:t>
-      </w:r>
-      <w:proofErr w:type="gramEnd"/>
-      <w:r>
-        <w:rPr>
-          <w:rFonts w:ascii="Courier" w:eastAsia="Times New Roman" w:hAnsi="Courier" w:cs="Courier New"/>
-          <w:color w:val="000000"/>
-          <w:sz w:val="26"/>
-          <w:szCs w:val="26"/>
-          <w:lang w:eastAsia="en-ID"/>
-        </w:rPr>
-        <w:t>info][</w:t>
+        <w:t>[0.035s][info][</w:t>
       </w:r>
       <w:proofErr w:type="spellStart"/>
       <w:r>
@@ -15246,29 +14106,7 @@
           <w:szCs w:val="26"/>
           <w:lang w:eastAsia="en-ID"/>
         </w:rPr>
-        <w:t>[0.035</w:t>
-      </w:r>
-      <w:proofErr w:type="gramStart"/>
-      <w:r>
-        <w:rPr>
-          <w:rFonts w:ascii="Courier" w:eastAsia="Times New Roman" w:hAnsi="Courier" w:cs="Courier New"/>
-          <w:color w:val="000000"/>
-          <w:sz w:val="26"/>
-          <w:szCs w:val="26"/>
-          <w:lang w:eastAsia="en-ID"/>
-        </w:rPr>
-        <w:t>s][</w:t>
-      </w:r>
-      <w:proofErr w:type="gramEnd"/>
-      <w:r>
-        <w:rPr>
-          <w:rFonts w:ascii="Courier" w:eastAsia="Times New Roman" w:hAnsi="Courier" w:cs="Courier New"/>
-          <w:color w:val="000000"/>
-          <w:sz w:val="26"/>
-          <w:szCs w:val="26"/>
-          <w:lang w:eastAsia="en-ID"/>
-        </w:rPr>
-        <w:t>info][</w:t>
+        <w:t>[0.035s][info][</w:t>
       </w:r>
       <w:proofErr w:type="spellStart"/>
       <w:r>
@@ -15387,29 +14225,7 @@
           <w:szCs w:val="26"/>
           <w:lang w:eastAsia="en-ID"/>
         </w:rPr>
-        <w:t>[0.036</w:t>
-      </w:r>
-      <w:proofErr w:type="gramStart"/>
-      <w:r>
-        <w:rPr>
-          <w:rFonts w:ascii="Courier" w:eastAsia="Times New Roman" w:hAnsi="Courier" w:cs="Courier New"/>
-          <w:color w:val="000000"/>
-          <w:sz w:val="26"/>
-          <w:szCs w:val="26"/>
-          <w:lang w:eastAsia="en-ID"/>
-        </w:rPr>
-        <w:t>s][</w:t>
-      </w:r>
-      <w:proofErr w:type="gramEnd"/>
-      <w:r>
-        <w:rPr>
-          <w:rFonts w:ascii="Courier" w:eastAsia="Times New Roman" w:hAnsi="Courier" w:cs="Courier New"/>
-          <w:color w:val="000000"/>
-          <w:sz w:val="26"/>
-          <w:szCs w:val="26"/>
-          <w:lang w:eastAsia="en-ID"/>
-        </w:rPr>
-        <w:t>info][</w:t>
+        <w:t>[0.036s][info][</w:t>
       </w:r>
       <w:proofErr w:type="spellStart"/>
       <w:r>
@@ -15528,30 +14344,7 @@
           <w:szCs w:val="26"/>
           <w:lang w:eastAsia="en-ID"/>
         </w:rPr>
-        <w:lastRenderedPageBreak/>
-        <w:t>[0.036</w:t>
-      </w:r>
-      <w:proofErr w:type="gramStart"/>
-      <w:r>
-        <w:rPr>
-          <w:rFonts w:ascii="Courier" w:eastAsia="Times New Roman" w:hAnsi="Courier" w:cs="Courier New"/>
-          <w:color w:val="000000"/>
-          <w:sz w:val="26"/>
-          <w:szCs w:val="26"/>
-          <w:lang w:eastAsia="en-ID"/>
-        </w:rPr>
-        <w:t>s][</w:t>
-      </w:r>
-      <w:proofErr w:type="gramEnd"/>
-      <w:r>
-        <w:rPr>
-          <w:rFonts w:ascii="Courier" w:eastAsia="Times New Roman" w:hAnsi="Courier" w:cs="Courier New"/>
-          <w:color w:val="000000"/>
-          <w:sz w:val="26"/>
-          <w:szCs w:val="26"/>
-          <w:lang w:eastAsia="en-ID"/>
-        </w:rPr>
-        <w:t>info][</w:t>
+        <w:t>[0.036s][info][</w:t>
       </w:r>
       <w:proofErr w:type="spellStart"/>
       <w:r>
@@ -15670,29 +14463,7 @@
           <w:szCs w:val="26"/>
           <w:lang w:eastAsia="en-ID"/>
         </w:rPr>
-        <w:t>[0.036</w:t>
-      </w:r>
-      <w:proofErr w:type="gramStart"/>
-      <w:r>
-        <w:rPr>
-          <w:rFonts w:ascii="Courier" w:eastAsia="Times New Roman" w:hAnsi="Courier" w:cs="Courier New"/>
-          <w:color w:val="000000"/>
-          <w:sz w:val="26"/>
-          <w:szCs w:val="26"/>
-          <w:lang w:eastAsia="en-ID"/>
-        </w:rPr>
-        <w:t>s][</w:t>
-      </w:r>
-      <w:proofErr w:type="gramEnd"/>
-      <w:r>
-        <w:rPr>
-          <w:rFonts w:ascii="Courier" w:eastAsia="Times New Roman" w:hAnsi="Courier" w:cs="Courier New"/>
-          <w:color w:val="000000"/>
-          <w:sz w:val="26"/>
-          <w:szCs w:val="26"/>
-          <w:lang w:eastAsia="en-ID"/>
-        </w:rPr>
-        <w:t>info][</w:t>
+        <w:t>[0.036s][info][</w:t>
       </w:r>
       <w:proofErr w:type="spellStart"/>
       <w:r>
@@ -15811,29 +14582,7 @@
           <w:szCs w:val="26"/>
           <w:lang w:eastAsia="en-ID"/>
         </w:rPr>
-        <w:t>[0.036</w:t>
-      </w:r>
-      <w:proofErr w:type="gramStart"/>
-      <w:r>
-        <w:rPr>
-          <w:rFonts w:ascii="Courier" w:eastAsia="Times New Roman" w:hAnsi="Courier" w:cs="Courier New"/>
-          <w:color w:val="000000"/>
-          <w:sz w:val="26"/>
-          <w:szCs w:val="26"/>
-          <w:lang w:eastAsia="en-ID"/>
-        </w:rPr>
-        <w:t>s][</w:t>
-      </w:r>
-      <w:proofErr w:type="gramEnd"/>
-      <w:r>
-        <w:rPr>
-          <w:rFonts w:ascii="Courier" w:eastAsia="Times New Roman" w:hAnsi="Courier" w:cs="Courier New"/>
-          <w:color w:val="000000"/>
-          <w:sz w:val="26"/>
-          <w:szCs w:val="26"/>
-          <w:lang w:eastAsia="en-ID"/>
-        </w:rPr>
-        <w:t>info][</w:t>
+        <w:t>[0.036s][info][</w:t>
       </w:r>
       <w:proofErr w:type="spellStart"/>
       <w:r>
@@ -15952,29 +14701,7 @@
           <w:szCs w:val="26"/>
           <w:lang w:eastAsia="en-ID"/>
         </w:rPr>
-        <w:t>[0.036</w:t>
-      </w:r>
-      <w:proofErr w:type="gramStart"/>
-      <w:r>
-        <w:rPr>
-          <w:rFonts w:ascii="Courier" w:eastAsia="Times New Roman" w:hAnsi="Courier" w:cs="Courier New"/>
-          <w:color w:val="000000"/>
-          <w:sz w:val="26"/>
-          <w:szCs w:val="26"/>
-          <w:lang w:eastAsia="en-ID"/>
-        </w:rPr>
-        <w:t>s][</w:t>
-      </w:r>
-      <w:proofErr w:type="gramEnd"/>
-      <w:r>
-        <w:rPr>
-          <w:rFonts w:ascii="Courier" w:eastAsia="Times New Roman" w:hAnsi="Courier" w:cs="Courier New"/>
-          <w:color w:val="000000"/>
-          <w:sz w:val="26"/>
-          <w:szCs w:val="26"/>
-          <w:lang w:eastAsia="en-ID"/>
-        </w:rPr>
-        <w:t>info][</w:t>
+        <w:t>[0.036s][info][</w:t>
       </w:r>
       <w:proofErr w:type="spellStart"/>
       <w:r>
@@ -16093,29 +14820,7 @@
           <w:szCs w:val="26"/>
           <w:lang w:eastAsia="en-ID"/>
         </w:rPr>
-        <w:t>[0.037</w:t>
-      </w:r>
-      <w:proofErr w:type="gramStart"/>
-      <w:r>
-        <w:rPr>
-          <w:rFonts w:ascii="Courier" w:eastAsia="Times New Roman" w:hAnsi="Courier" w:cs="Courier New"/>
-          <w:color w:val="000000"/>
-          <w:sz w:val="26"/>
-          <w:szCs w:val="26"/>
-          <w:lang w:eastAsia="en-ID"/>
-        </w:rPr>
-        <w:t>s][</w:t>
-      </w:r>
-      <w:proofErr w:type="gramEnd"/>
-      <w:r>
-        <w:rPr>
-          <w:rFonts w:ascii="Courier" w:eastAsia="Times New Roman" w:hAnsi="Courier" w:cs="Courier New"/>
-          <w:color w:val="000000"/>
-          <w:sz w:val="26"/>
-          <w:szCs w:val="26"/>
-          <w:lang w:eastAsia="en-ID"/>
-        </w:rPr>
-        <w:t>info][</w:t>
+        <w:t>[0.037s][info][</w:t>
       </w:r>
       <w:proofErr w:type="spellStart"/>
       <w:r>
@@ -16234,29 +14939,7 @@
           <w:szCs w:val="26"/>
           <w:lang w:eastAsia="en-ID"/>
         </w:rPr>
-        <w:t>[0.037</w:t>
-      </w:r>
-      <w:proofErr w:type="gramStart"/>
-      <w:r>
-        <w:rPr>
-          <w:rFonts w:ascii="Courier" w:eastAsia="Times New Roman" w:hAnsi="Courier" w:cs="Courier New"/>
-          <w:color w:val="000000"/>
-          <w:sz w:val="26"/>
-          <w:szCs w:val="26"/>
-          <w:lang w:eastAsia="en-ID"/>
-        </w:rPr>
-        <w:t>s][</w:t>
-      </w:r>
-      <w:proofErr w:type="gramEnd"/>
-      <w:r>
-        <w:rPr>
-          <w:rFonts w:ascii="Courier" w:eastAsia="Times New Roman" w:hAnsi="Courier" w:cs="Courier New"/>
-          <w:color w:val="000000"/>
-          <w:sz w:val="26"/>
-          <w:szCs w:val="26"/>
-          <w:lang w:eastAsia="en-ID"/>
-        </w:rPr>
-        <w:t>info][</w:t>
+        <w:t>[0.037s][info][</w:t>
       </w:r>
       <w:proofErr w:type="spellStart"/>
       <w:r>
@@ -16375,29 +15058,7 @@
           <w:szCs w:val="26"/>
           <w:lang w:eastAsia="en-ID"/>
         </w:rPr>
-        <w:t>[0.037</w:t>
-      </w:r>
-      <w:proofErr w:type="gramStart"/>
-      <w:r>
-        <w:rPr>
-          <w:rFonts w:ascii="Courier" w:eastAsia="Times New Roman" w:hAnsi="Courier" w:cs="Courier New"/>
-          <w:color w:val="000000"/>
-          <w:sz w:val="26"/>
-          <w:szCs w:val="26"/>
-          <w:lang w:eastAsia="en-ID"/>
-        </w:rPr>
-        <w:t>s][</w:t>
-      </w:r>
-      <w:proofErr w:type="gramEnd"/>
-      <w:r>
-        <w:rPr>
-          <w:rFonts w:ascii="Courier" w:eastAsia="Times New Roman" w:hAnsi="Courier" w:cs="Courier New"/>
-          <w:color w:val="000000"/>
-          <w:sz w:val="26"/>
-          <w:szCs w:val="26"/>
-          <w:lang w:eastAsia="en-ID"/>
-        </w:rPr>
-        <w:t>info][</w:t>
+        <w:t>[0.037s][info][</w:t>
       </w:r>
       <w:proofErr w:type="spellStart"/>
       <w:r>
@@ -16516,29 +15177,7 @@
           <w:szCs w:val="26"/>
           <w:lang w:eastAsia="en-ID"/>
         </w:rPr>
-        <w:t>[0.037</w:t>
-      </w:r>
-      <w:proofErr w:type="gramStart"/>
-      <w:r>
-        <w:rPr>
-          <w:rFonts w:ascii="Courier" w:eastAsia="Times New Roman" w:hAnsi="Courier" w:cs="Courier New"/>
-          <w:color w:val="000000"/>
-          <w:sz w:val="26"/>
-          <w:szCs w:val="26"/>
-          <w:lang w:eastAsia="en-ID"/>
-        </w:rPr>
-        <w:t>s][</w:t>
-      </w:r>
-      <w:proofErr w:type="gramEnd"/>
-      <w:r>
-        <w:rPr>
-          <w:rFonts w:ascii="Courier" w:eastAsia="Times New Roman" w:hAnsi="Courier" w:cs="Courier New"/>
-          <w:color w:val="000000"/>
-          <w:sz w:val="26"/>
-          <w:szCs w:val="26"/>
-          <w:lang w:eastAsia="en-ID"/>
-        </w:rPr>
-        <w:t>info][</w:t>
+        <w:t>[0.037s][info][</w:t>
       </w:r>
       <w:proofErr w:type="spellStart"/>
       <w:r>
@@ -16657,29 +15296,8 @@
           <w:szCs w:val="26"/>
           <w:lang w:eastAsia="en-ID"/>
         </w:rPr>
-        <w:t>[0.037</w:t>
-      </w:r>
-      <w:proofErr w:type="gramStart"/>
-      <w:r>
-        <w:rPr>
-          <w:rFonts w:ascii="Courier" w:eastAsia="Times New Roman" w:hAnsi="Courier" w:cs="Courier New"/>
-          <w:color w:val="000000"/>
-          <w:sz w:val="26"/>
-          <w:szCs w:val="26"/>
-          <w:lang w:eastAsia="en-ID"/>
-        </w:rPr>
-        <w:t>s][</w:t>
-      </w:r>
-      <w:proofErr w:type="gramEnd"/>
-      <w:r>
-        <w:rPr>
-          <w:rFonts w:ascii="Courier" w:eastAsia="Times New Roman" w:hAnsi="Courier" w:cs="Courier New"/>
-          <w:color w:val="000000"/>
-          <w:sz w:val="26"/>
-          <w:szCs w:val="26"/>
-          <w:lang w:eastAsia="en-ID"/>
-        </w:rPr>
-        <w:t>info][</w:t>
+        <w:lastRenderedPageBreak/>
+        <w:t>[0.037s][info][</w:t>
       </w:r>
       <w:proofErr w:type="spellStart"/>
       <w:r>
@@ -16798,29 +15416,7 @@
           <w:szCs w:val="26"/>
           <w:lang w:eastAsia="en-ID"/>
         </w:rPr>
-        <w:t>[0.037</w:t>
-      </w:r>
-      <w:proofErr w:type="gramStart"/>
-      <w:r>
-        <w:rPr>
-          <w:rFonts w:ascii="Courier" w:eastAsia="Times New Roman" w:hAnsi="Courier" w:cs="Courier New"/>
-          <w:color w:val="000000"/>
-          <w:sz w:val="26"/>
-          <w:szCs w:val="26"/>
-          <w:lang w:eastAsia="en-ID"/>
-        </w:rPr>
-        <w:t>s][</w:t>
-      </w:r>
-      <w:proofErr w:type="gramEnd"/>
-      <w:r>
-        <w:rPr>
-          <w:rFonts w:ascii="Courier" w:eastAsia="Times New Roman" w:hAnsi="Courier" w:cs="Courier New"/>
-          <w:color w:val="000000"/>
-          <w:sz w:val="26"/>
-          <w:szCs w:val="26"/>
-          <w:lang w:eastAsia="en-ID"/>
-        </w:rPr>
-        <w:t>info][</w:t>
+        <w:t>[0.037s][info][</w:t>
       </w:r>
       <w:proofErr w:type="spellStart"/>
       <w:r>
@@ -17027,29 +15623,7 @@
           <w:szCs w:val="26"/>
           <w:lang w:eastAsia="en-ID"/>
         </w:rPr>
-        <w:t>[0.038</w:t>
-      </w:r>
-      <w:proofErr w:type="gramStart"/>
-      <w:r>
-        <w:rPr>
-          <w:rFonts w:ascii="Courier" w:eastAsia="Times New Roman" w:hAnsi="Courier" w:cs="Courier New"/>
-          <w:color w:val="000000"/>
-          <w:sz w:val="26"/>
-          <w:szCs w:val="26"/>
-          <w:lang w:eastAsia="en-ID"/>
-        </w:rPr>
-        <w:t>s][</w:t>
-      </w:r>
-      <w:proofErr w:type="gramEnd"/>
-      <w:r>
-        <w:rPr>
-          <w:rFonts w:ascii="Courier" w:eastAsia="Times New Roman" w:hAnsi="Courier" w:cs="Courier New"/>
-          <w:color w:val="000000"/>
-          <w:sz w:val="26"/>
-          <w:szCs w:val="26"/>
-          <w:lang w:eastAsia="en-ID"/>
-        </w:rPr>
-        <w:t>info][</w:t>
+        <w:t>[0.038s][info][</w:t>
       </w:r>
       <w:proofErr w:type="spellStart"/>
       <w:r>
@@ -17472,7 +16046,6 @@
           <w:szCs w:val="26"/>
           <w:lang w:eastAsia="en-ID"/>
         </w:rPr>
-        <w:lastRenderedPageBreak/>
         <w:t>The string in square brackets identifies the warning category. You can enable and disable each category. Since most of them are quite useful, it seems best to leave them all in place and disable only those that you don’t care about, like this:</w:t>
       </w:r>
     </w:p>
@@ -17529,7 +16102,6 @@
         <w:t xml:space="preserve"> -</w:t>
       </w:r>
       <w:proofErr w:type="spellStart"/>
-      <w:proofErr w:type="gramStart"/>
       <w:r>
         <w:rPr>
           <w:rFonts w:ascii="Courier" w:eastAsia="Times New Roman" w:hAnsi="Courier" w:cs="Courier New"/>
@@ -17541,7 +16113,6 @@
         <w:t>Xlint:all</w:t>
       </w:r>
       <w:proofErr w:type="spellEnd"/>
-      <w:proofErr w:type="gramEnd"/>
       <w:r>
         <w:rPr>
           <w:rFonts w:ascii="Courier" w:eastAsia="Times New Roman" w:hAnsi="Courier" w:cs="Courier New"/>
@@ -17807,9 +16378,10 @@
           <w:szCs w:val="26"/>
           <w:lang w:eastAsia="en-ID"/>
         </w:rPr>
+        <w:lastRenderedPageBreak/>
         <w:t>The console gives you a wealth of information about your running program. See </w:t>
       </w:r>
-      <w:hyperlink r:id="rId9" w:tgtFrame="_blank" w:history="1">
+      <w:hyperlink r:id="rId7" w:tgtFrame="_blank" w:history="1">
         <w:r>
           <w:rPr>
             <w:rFonts w:ascii="Courier" w:eastAsia="Times New Roman" w:hAnsi="Courier" w:cs="Courier New"/>
@@ -17868,7 +16440,7 @@
         </w:rPr>
         <w:t>12. Java Mission Control is a professional-level profiling and diagnostics tool, available at </w:t>
       </w:r>
-      <w:hyperlink r:id="rId10" w:tgtFrame="_blank" w:history="1">
+      <w:hyperlink r:id="rId8" w:tgtFrame="_blank" w:history="1">
         <w:r>
           <w:rPr>
             <w:rFonts w:ascii="Courier" w:eastAsia="Times New Roman" w:hAnsi="Courier" w:cs="Courier New"/>
@@ -17935,7 +16507,7 @@
         </w:rPr>
         <w:t xml:space="preserve"> the output from Java Flight Recorder, a tool that collects diagnostic and profiling data from a running Java application. See </w:t>
       </w:r>
-      <w:hyperlink r:id="rId11" w:tgtFrame="_blank" w:history="1">
+      <w:hyperlink r:id="rId9" w:tgtFrame="_blank" w:history="1">
         <w:r>
           <w:rPr>
             <w:rFonts w:ascii="Courier" w:eastAsia="Times New Roman" w:hAnsi="Courier" w:cs="Courier New"/>
